--- a/Lab1_DE190233_PhamQuocBao.docx
+++ b/Lab1_DE190233_PhamQuocBao.docx
@@ -4,6 +4,15 @@
   <w:body>
     <w:sdt>
       <w:sdtPr>
+        <w:rPr>
+          <w:rFonts w:ascii="Times New Roman" w:eastAsiaTheme="minorEastAsia" w:hAnsi="Times New Roman" w:cstheme="minorBidi"/>
+          <w:color w:val="auto"/>
+          <w:kern w:val="2"/>
+          <w:sz w:val="24"/>
+          <w:szCs w:val="22"/>
+          <w:lang w:eastAsia="ja-JP"/>
+          <w14:ligatures w14:val="standardContextual"/>
+        </w:rPr>
         <w:id w:val="1618017438"/>
         <w:docPartObj>
           <w:docPartGallery w:val="Table of Contents"/>
@@ -12,16 +21,9 @@
       </w:sdtPr>
       <w:sdtEndPr>
         <w:rPr>
-          <w:rFonts w:ascii="Times New Roman" w:eastAsiaTheme="minorEastAsia" w:hAnsi="Times New Roman" w:cstheme="minorBidi"/>
           <w:b/>
           <w:bCs/>
           <w:noProof/>
-          <w:color w:val="auto"/>
-          <w:kern w:val="2"/>
-          <w:sz w:val="24"/>
-          <w:szCs w:val="22"/>
-          <w:lang w:eastAsia="ja-JP"/>
-          <w14:ligatures w14:val="standardContextual"/>
         </w:rPr>
       </w:sdtEndPr>
       <w:sdtContent>
@@ -926,25 +928,7 @@
                 <w:bCs/>
                 <w:noProof/>
               </w:rPr>
-              <w:t>Câu trả lờ</w:t>
-            </w:r>
-            <w:r>
-              <w:rPr>
-                <w:rStyle w:val="Hyperlink"/>
-                <w:b/>
-                <w:bCs/>
-                <w:noProof/>
-              </w:rPr>
-              <w:t>i</w:t>
-            </w:r>
-            <w:r>
-              <w:rPr>
-                <w:rStyle w:val="Hyperlink"/>
-                <w:b/>
-                <w:bCs/>
-                <w:noProof/>
-              </w:rPr>
-              <w:t xml:space="preserve"> AI:</w:t>
+              <w:t>Câu trả lời AI:</w:t>
             </w:r>
             <w:r>
               <w:rPr>
@@ -1922,7 +1906,19 @@
           <w:rPr>
             <w:rStyle w:val="Hyperlink"/>
           </w:rPr>
-          <w:t>https://github.com/[username]/Lab1</w:t>
+          <w:t>POW-VN/SWT301_DE190233</w:t>
+        </w:r>
+        <w:r>
+          <w:rPr>
+            <w:rStyle w:val="Hyperlink"/>
+          </w:rPr>
+          <w:t>_</w:t>
+        </w:r>
+        <w:r>
+          <w:rPr>
+            <w:rStyle w:val="Hyperlink"/>
+          </w:rPr>
+          <w:t>BaoPQ</w:t>
         </w:r>
       </w:hyperlink>
     </w:p>
@@ -3633,19 +3629,7 @@
           <w:rPr>
             <w:rStyle w:val="Hyperlink"/>
           </w:rPr>
-          <w:t>https://www.promp</w:t>
-        </w:r>
-        <w:r>
-          <w:rPr>
-            <w:rStyle w:val="Hyperlink"/>
-          </w:rPr>
-          <w:t>t</w:t>
-        </w:r>
-        <w:r>
-          <w:rPr>
-            <w:rStyle w:val="Hyperlink"/>
-          </w:rPr>
-          <w:t>ingguide.ai/</w:t>
+          <w:t>https://www.promptingguide.ai/</w:t>
         </w:r>
       </w:hyperlink>
     </w:p>

--- a/Lab1_DE190233_PhamQuocBao.docx
+++ b/Lab1_DE190233_PhamQuocBao.docx
@@ -2,6 +2,255 @@
 <file path=word/document.xml><?xml version="1.0" encoding="utf-8"?>
 <w:document xmlns:wpc="http://schemas.microsoft.com/office/word/2010/wordprocessingCanvas" xmlns:cx="http://schemas.microsoft.com/office/drawing/2014/chartex" xmlns:cx1="http://schemas.microsoft.com/office/drawing/2015/9/8/chartex" xmlns:cx2="http://schemas.microsoft.com/office/drawing/2015/10/21/chartex" xmlns:cx3="http://schemas.microsoft.com/office/drawing/2016/5/9/chartex" xmlns:cx4="http://schemas.microsoft.com/office/drawing/2016/5/10/chartex" xmlns:cx5="http://schemas.microsoft.com/office/drawing/2016/5/11/chartex" xmlns:cx6="http://schemas.microsoft.com/office/drawing/2016/5/12/chartex" xmlns:cx7="http://schemas.microsoft.com/office/drawing/2016/5/13/chartex" xmlns:cx8="http://schemas.microsoft.com/office/drawing/2016/5/14/chartex" xmlns:mc="http://schemas.openxmlformats.org/markup-compatibility/2006" xmlns:aink="http://schemas.microsoft.com/office/drawing/2016/ink" xmlns:am3d="http://schemas.microsoft.com/office/drawing/2017/model3d" xmlns:o="urn:schemas-microsoft-com:office:office" xmlns:oel="http://schemas.microsoft.com/office/2019/extlst" xmlns:r="http://schemas.openxmlformats.org/officeDocument/2006/relationships" xmlns:m="http://schemas.openxmlformats.org/officeDocument/2006/math" xmlns:v="urn:schemas-microsoft-com:vml" xmlns:wp14="http://schemas.microsoft.com/office/word/2010/wordprocessingDrawing" xmlns:wp="http://schemas.openxmlformats.org/drawingml/2006/wordprocessingDrawing" xmlns:w10="urn:schemas-microsoft-com:office:word" xmlns:w="http://schemas.openxmlformats.org/wordprocessingml/2006/main" xmlns:w14="http://schemas.microsoft.com/office/word/2010/wordml" xmlns:w15="http://schemas.microsoft.com/office/word/2012/wordml" xmlns:w16cex="http://schemas.microsoft.com/office/word/2018/wordml/cex" xmlns:w16cid="http://schemas.microsoft.com/office/word/2016/wordml/cid" xmlns:w16="http://schemas.microsoft.com/office/word/2018/wordml" xmlns:w16du="http://schemas.microsoft.com/office/word/2023/wordml/word16du" xmlns:w16sdtdh="http://schemas.microsoft.com/office/word/2020/wordml/sdtdatahash" xmlns:w16sdtfl="http://schemas.microsoft.com/office/word/2024/wordml/sdtformatlock" xmlns:w16se="http://schemas.microsoft.com/office/word/2015/wordml/symex" xmlns:wpg="http://schemas.microsoft.com/office/word/2010/wordprocessingGroup" xmlns:wpi="http://schemas.microsoft.com/office/word/2010/wordprocessingInk" xmlns:wne="http://schemas.microsoft.com/office/word/2006/wordml" xmlns:wps="http://schemas.microsoft.com/office/word/2010/wordprocessingShape" mc:Ignorable="w14 w15 w16se w16cid w16 w16cex w16sdtdh w16sdtfl w16du wp14">
   <w:body>
+    <w:sdt>
+      <w:sdtPr>
+        <w:id w:val="-1965725910"/>
+        <w:docPartObj>
+          <w:docPartGallery w:val="Cover Pages"/>
+          <w:docPartUnique/>
+        </w:docPartObj>
+      </w:sdtPr>
+      <w:sdtContent>
+        <w:p/>
+        <w:p>
+          <w:pPr>
+            <w:jc w:val="center"/>
+          </w:pPr>
+        </w:p>
+      </w:sdtContent>
+    </w:sdt>
+    <w:p>
+      <w:pPr>
+        <w:jc w:val="center"/>
+      </w:pPr>
+    </w:p>
+    <w:p>
+      <w:pPr>
+        <w:spacing w:after="80" w:line="360" w:lineRule="auto"/>
+        <w:jc w:val="center"/>
+        <w:rPr>
+          <w:sz w:val="32"/>
+          <w:szCs w:val="32"/>
+        </w:rPr>
+      </w:pPr>
+      <w:r>
+        <w:rPr>
+          <w:b/>
+          <w:bCs/>
+          <w:color w:val="595959"/>
+          <w:sz w:val="32"/>
+          <w:szCs w:val="32"/>
+        </w:rPr>
+        <w:t>FPT UNIVERSITY Da Nang Campus — SWT301</w:t>
+      </w:r>
+    </w:p>
+    <w:p>
+      <w:pPr>
+        <w:spacing w:after="120" w:line="360" w:lineRule="auto"/>
+        <w:jc w:val="center"/>
+        <w:rPr>
+          <w:sz w:val="28"/>
+          <w:szCs w:val="28"/>
+        </w:rPr>
+      </w:pPr>
+      <w:r>
+        <w:rPr>
+          <w:i/>
+          <w:iCs/>
+          <w:color w:val="595959"/>
+          <w:sz w:val="28"/>
+          <w:szCs w:val="28"/>
+        </w:rPr>
+        <w:t>Software Testing</w:t>
+      </w:r>
+    </w:p>
+    <w:p>
+      <w:pPr>
+        <w:spacing w:before="120" w:after="80" w:line="360" w:lineRule="auto"/>
+        <w:jc w:val="center"/>
+        <w:rPr>
+          <w:sz w:val="40"/>
+          <w:szCs w:val="40"/>
+        </w:rPr>
+      </w:pPr>
+      <w:r>
+        <w:rPr>
+          <w:b/>
+          <w:bCs/>
+          <w:color w:val="1F3864"/>
+          <w:sz w:val="40"/>
+          <w:szCs w:val="40"/>
+        </w:rPr>
+        <w:t>LAB 1</w:t>
+      </w:r>
+    </w:p>
+    <w:p>
+      <w:pPr>
+        <w:spacing w:after="240" w:line="360" w:lineRule="auto"/>
+        <w:jc w:val="center"/>
+        <w:rPr>
+          <w:b/>
+          <w:bCs/>
+          <w:color w:val="1F3864"/>
+          <w:sz w:val="40"/>
+          <w:szCs w:val="40"/>
+        </w:rPr>
+      </w:pPr>
+      <w:r>
+        <w:rPr>
+          <w:b/>
+          <w:bCs/>
+          <w:color w:val="1F3864"/>
+          <w:sz w:val="40"/>
+          <w:szCs w:val="40"/>
+        </w:rPr>
+        <w:t>Testing Fundamentals through Effective Prompts</w:t>
+      </w:r>
+    </w:p>
+    <w:p>
+      <w:pPr>
+        <w:spacing w:line="360" w:lineRule="auto"/>
+        <w:jc w:val="center"/>
+      </w:pPr>
+      <w:r>
+        <w:pict w14:anchorId="29CC2933">
+          <v:rect id="_x0000_i1025" style="width:0;height:1.5pt" o:hralign="center" o:hrstd="t" o:hr="t" fillcolor="#a0a0a0" stroked="f"/>
+        </w:pict>
+      </w:r>
+    </w:p>
+    <w:p>
+      <w:pPr>
+        <w:spacing w:line="360" w:lineRule="auto"/>
+        <w:jc w:val="center"/>
+        <w:rPr>
+          <w:szCs w:val="24"/>
+        </w:rPr>
+      </w:pPr>
+      <w:r>
+        <w:rPr>
+          <w:szCs w:val="24"/>
+        </w:rPr>
+        <w:t>Họ tên: Phạm Quốc Bảo</w:t>
+      </w:r>
+    </w:p>
+    <w:p>
+      <w:pPr>
+        <w:spacing w:line="360" w:lineRule="auto"/>
+        <w:jc w:val="center"/>
+        <w:rPr>
+          <w:szCs w:val="24"/>
+        </w:rPr>
+      </w:pPr>
+      <w:r>
+        <w:rPr>
+          <w:szCs w:val="24"/>
+        </w:rPr>
+        <w:t>MSSV: DE190233</w:t>
+      </w:r>
+    </w:p>
+    <w:p>
+      <w:pPr>
+        <w:spacing w:line="360" w:lineRule="auto"/>
+        <w:jc w:val="center"/>
+        <w:rPr>
+          <w:szCs w:val="24"/>
+        </w:rPr>
+      </w:pPr>
+      <w:r>
+        <w:rPr>
+          <w:szCs w:val="24"/>
+        </w:rPr>
+        <w:t>Lớp: SE20A10</w:t>
+      </w:r>
+    </w:p>
+    <w:p>
+      <w:pPr>
+        <w:spacing w:line="360" w:lineRule="auto"/>
+        <w:jc w:val="center"/>
+        <w:rPr>
+          <w:szCs w:val="24"/>
+        </w:rPr>
+      </w:pPr>
+      <w:r>
+        <w:rPr>
+          <w:szCs w:val="24"/>
+        </w:rPr>
+        <w:t>Ngày nộp: 14/05/2026</w:t>
+      </w:r>
+    </w:p>
+    <w:p>
+      <w:pPr>
+        <w:spacing w:line="360" w:lineRule="auto"/>
+        <w:jc w:val="center"/>
+        <w:rPr>
+          <w:szCs w:val="24"/>
+        </w:rPr>
+      </w:pPr>
+      <w:r>
+        <w:rPr>
+          <w:szCs w:val="24"/>
+        </w:rPr>
+        <w:t>Công cụ AI dùng: Microsoft Copilot</w:t>
+      </w:r>
+    </w:p>
+    <w:p>
+      <w:pPr>
+        <w:spacing w:line="360" w:lineRule="auto"/>
+        <w:jc w:val="center"/>
+        <w:rPr>
+          <w:szCs w:val="24"/>
+        </w:rPr>
+      </w:pPr>
+      <w:r>
+        <w:rPr>
+          <w:szCs w:val="24"/>
+        </w:rPr>
+        <w:t xml:space="preserve">Link Github: </w:t>
+      </w:r>
+      <w:hyperlink r:id="rId6" w:history="1">
+        <w:r>
+          <w:rPr>
+            <w:rStyle w:val="Hyperlink"/>
+            <w:szCs w:val="24"/>
+          </w:rPr>
+          <w:t>POW-VN/SWT301_DE190233_BaoPQ</w:t>
+        </w:r>
+      </w:hyperlink>
+    </w:p>
+    <w:p>
+      <w:pPr>
+        <w:spacing w:line="360" w:lineRule="auto"/>
+        <w:jc w:val="center"/>
+      </w:pPr>
+    </w:p>
+    <w:p>
+      <w:pPr>
+        <w:jc w:val="center"/>
+      </w:pPr>
+    </w:p>
+    <w:p>
+      <w:pPr>
+        <w:jc w:val="center"/>
+      </w:pPr>
+    </w:p>
+    <w:p>
+      <w:pPr>
+        <w:jc w:val="center"/>
+      </w:pPr>
+    </w:p>
+    <w:p>
+      <w:pPr>
+        <w:jc w:val="center"/>
+      </w:pPr>
+    </w:p>
+    <w:p/>
+    <w:p/>
+    <w:p/>
+    <w:p/>
+    <w:p/>
+    <w:p/>
+    <w:p/>
+    <w:p/>
     <w:sdt>
       <w:sdtPr>
         <w:rPr>
@@ -13,7 +262,7 @@
           <w:lang w:eastAsia="ja-JP"/>
           <w14:ligatures w14:val="standardContextual"/>
         </w:rPr>
-        <w:id w:val="1618017438"/>
+        <w:id w:val="1538385299"/>
         <w:docPartObj>
           <w:docPartGallery w:val="Table of Contents"/>
           <w:docPartUnique/>
@@ -27,6 +276,20 @@
         </w:rPr>
       </w:sdtEndPr>
       <w:sdtContent>
+        <w:p>
+          <w:pPr>
+            <w:pStyle w:val="TOCHeading"/>
+            <w:rPr>
+              <w:rFonts w:ascii="Times New Roman" w:eastAsiaTheme="minorEastAsia" w:hAnsi="Times New Roman" w:cstheme="minorBidi"/>
+              <w:color w:val="auto"/>
+              <w:kern w:val="2"/>
+              <w:sz w:val="24"/>
+              <w:szCs w:val="22"/>
+              <w:lang w:eastAsia="ja-JP"/>
+              <w14:ligatures w14:val="standardContextual"/>
+            </w:rPr>
+          </w:pPr>
+        </w:p>
         <w:p>
           <w:pPr>
             <w:pStyle w:val="TOCHeading"/>
@@ -56,7 +319,7 @@
           <w:r>
             <w:fldChar w:fldCharType="separate"/>
           </w:r>
-          <w:hyperlink w:anchor="_Toc229668562" w:history="1">
+          <w:hyperlink w:anchor="_Toc229672218" w:history="1">
             <w:r>
               <w:rPr>
                 <w:rStyle w:val="Hyperlink"/>
@@ -85,7 +348,7 @@
                 <w:noProof/>
                 <w:webHidden/>
               </w:rPr>
-              <w:instrText xml:space="preserve"> PAGEREF _Toc229668562 \h </w:instrText>
+              <w:instrText xml:space="preserve"> PAGEREF _Toc229672218 \h </w:instrText>
             </w:r>
             <w:r>
               <w:rPr>
@@ -105,7 +368,7 @@
                 <w:noProof/>
                 <w:webHidden/>
               </w:rPr>
-              <w:t>1</w:t>
+              <w:t>3</w:t>
             </w:r>
             <w:r>
               <w:rPr>
@@ -128,7 +391,7 @@
               <w:szCs w:val="24"/>
             </w:rPr>
           </w:pPr>
-          <w:hyperlink w:anchor="_Toc229668563" w:history="1">
+          <w:hyperlink w:anchor="_Toc229672219" w:history="1">
             <w:r>
               <w:rPr>
                 <w:rStyle w:val="Hyperlink"/>
@@ -157,7 +420,7 @@
                 <w:noProof/>
                 <w:webHidden/>
               </w:rPr>
-              <w:instrText xml:space="preserve"> PAGEREF _Toc229668563 \h </w:instrText>
+              <w:instrText xml:space="preserve"> PAGEREF _Toc229672219 \h </w:instrText>
             </w:r>
             <w:r>
               <w:rPr>
@@ -177,7 +440,7 @@
                 <w:noProof/>
                 <w:webHidden/>
               </w:rPr>
-              <w:t>1</w:t>
+              <w:t>3</w:t>
             </w:r>
             <w:r>
               <w:rPr>
@@ -200,7 +463,7 @@
               <w:szCs w:val="24"/>
             </w:rPr>
           </w:pPr>
-          <w:hyperlink w:anchor="_Toc229668564" w:history="1">
+          <w:hyperlink w:anchor="_Toc229672220" w:history="1">
             <w:r>
               <w:rPr>
                 <w:rStyle w:val="Hyperlink"/>
@@ -229,7 +492,7 @@
                 <w:noProof/>
                 <w:webHidden/>
               </w:rPr>
-              <w:instrText xml:space="preserve"> PAGEREF _Toc229668564 \h </w:instrText>
+              <w:instrText xml:space="preserve"> PAGEREF _Toc229672220 \h </w:instrText>
             </w:r>
             <w:r>
               <w:rPr>
@@ -249,7 +512,7 @@
                 <w:noProof/>
                 <w:webHidden/>
               </w:rPr>
-              <w:t>1</w:t>
+              <w:t>3</w:t>
             </w:r>
             <w:r>
               <w:rPr>
@@ -272,7 +535,7 @@
               <w:szCs w:val="24"/>
             </w:rPr>
           </w:pPr>
-          <w:hyperlink w:anchor="_Toc229668565" w:history="1">
+          <w:hyperlink w:anchor="_Toc229672221" w:history="1">
             <w:r>
               <w:rPr>
                 <w:rStyle w:val="Hyperlink"/>
@@ -301,7 +564,7 @@
                 <w:noProof/>
                 <w:webHidden/>
               </w:rPr>
-              <w:instrText xml:space="preserve"> PAGEREF _Toc229668565 \h </w:instrText>
+              <w:instrText xml:space="preserve"> PAGEREF _Toc229672221 \h </w:instrText>
             </w:r>
             <w:r>
               <w:rPr>
@@ -321,7 +584,7 @@
                 <w:noProof/>
                 <w:webHidden/>
               </w:rPr>
-              <w:t>1</w:t>
+              <w:t>3</w:t>
             </w:r>
             <w:r>
               <w:rPr>
@@ -344,7 +607,7 @@
               <w:szCs w:val="24"/>
             </w:rPr>
           </w:pPr>
-          <w:hyperlink w:anchor="_Toc229668566" w:history="1">
+          <w:hyperlink w:anchor="_Toc229672222" w:history="1">
             <w:r>
               <w:rPr>
                 <w:rStyle w:val="Hyperlink"/>
@@ -373,7 +636,7 @@
                 <w:noProof/>
                 <w:webHidden/>
               </w:rPr>
-              <w:instrText xml:space="preserve"> PAGEREF _Toc229668566 \h </w:instrText>
+              <w:instrText xml:space="preserve"> PAGEREF _Toc229672222 \h </w:instrText>
             </w:r>
             <w:r>
               <w:rPr>
@@ -393,7 +656,7 @@
                 <w:noProof/>
                 <w:webHidden/>
               </w:rPr>
-              <w:t>2</w:t>
+              <w:t>3</w:t>
             </w:r>
             <w:r>
               <w:rPr>
@@ -416,7 +679,7 @@
               <w:szCs w:val="24"/>
             </w:rPr>
           </w:pPr>
-          <w:hyperlink w:anchor="_Toc229668567" w:history="1">
+          <w:hyperlink w:anchor="_Toc229672223" w:history="1">
             <w:r>
               <w:rPr>
                 <w:rStyle w:val="Hyperlink"/>
@@ -445,7 +708,7 @@
                 <w:noProof/>
                 <w:webHidden/>
               </w:rPr>
-              <w:instrText xml:space="preserve"> PAGEREF _Toc229668567 \h </w:instrText>
+              <w:instrText xml:space="preserve"> PAGEREF _Toc229672223 \h </w:instrText>
             </w:r>
             <w:r>
               <w:rPr>
@@ -465,7 +728,7 @@
                 <w:noProof/>
                 <w:webHidden/>
               </w:rPr>
-              <w:t>2</w:t>
+              <w:t>3</w:t>
             </w:r>
             <w:r>
               <w:rPr>
@@ -488,7 +751,7 @@
               <w:szCs w:val="24"/>
             </w:rPr>
           </w:pPr>
-          <w:hyperlink w:anchor="_Toc229668568" w:history="1">
+          <w:hyperlink w:anchor="_Toc229672224" w:history="1">
             <w:r>
               <w:rPr>
                 <w:rStyle w:val="Hyperlink"/>
@@ -517,7 +780,7 @@
                 <w:noProof/>
                 <w:webHidden/>
               </w:rPr>
-              <w:instrText xml:space="preserve"> PAGEREF _Toc229668568 \h </w:instrText>
+              <w:instrText xml:space="preserve"> PAGEREF _Toc229672224 \h </w:instrText>
             </w:r>
             <w:r>
               <w:rPr>
@@ -537,7 +800,7 @@
                 <w:noProof/>
                 <w:webHidden/>
               </w:rPr>
-              <w:t>2</w:t>
+              <w:t>3</w:t>
             </w:r>
             <w:r>
               <w:rPr>
@@ -560,7 +823,7 @@
               <w:szCs w:val="24"/>
             </w:rPr>
           </w:pPr>
-          <w:hyperlink w:anchor="_Toc229668569" w:history="1">
+          <w:hyperlink w:anchor="_Toc229672225" w:history="1">
             <w:r>
               <w:rPr>
                 <w:rStyle w:val="Hyperlink"/>
@@ -589,7 +852,7 @@
                 <w:noProof/>
                 <w:webHidden/>
               </w:rPr>
-              <w:instrText xml:space="preserve"> PAGEREF _Toc229668569 \h </w:instrText>
+              <w:instrText xml:space="preserve"> PAGEREF _Toc229672225 \h </w:instrText>
             </w:r>
             <w:r>
               <w:rPr>
@@ -609,7 +872,7 @@
                 <w:noProof/>
                 <w:webHidden/>
               </w:rPr>
-              <w:t>2</w:t>
+              <w:t>3</w:t>
             </w:r>
             <w:r>
               <w:rPr>
@@ -632,7 +895,7 @@
               <w:szCs w:val="24"/>
             </w:rPr>
           </w:pPr>
-          <w:hyperlink w:anchor="_Toc229668570" w:history="1">
+          <w:hyperlink w:anchor="_Toc229672226" w:history="1">
             <w:r>
               <w:rPr>
                 <w:rStyle w:val="Hyperlink"/>
@@ -661,7 +924,7 @@
                 <w:noProof/>
                 <w:webHidden/>
               </w:rPr>
-              <w:instrText xml:space="preserve"> PAGEREF _Toc229668570 \h </w:instrText>
+              <w:instrText xml:space="preserve"> PAGEREF _Toc229672226 \h </w:instrText>
             </w:r>
             <w:r>
               <w:rPr>
@@ -681,7 +944,7 @@
                 <w:noProof/>
                 <w:webHidden/>
               </w:rPr>
-              <w:t>2</w:t>
+              <w:t>4</w:t>
             </w:r>
             <w:r>
               <w:rPr>
@@ -704,7 +967,7 @@
               <w:szCs w:val="24"/>
             </w:rPr>
           </w:pPr>
-          <w:hyperlink w:anchor="_Toc229668571" w:history="1">
+          <w:hyperlink w:anchor="_Toc229672227" w:history="1">
             <w:r>
               <w:rPr>
                 <w:rStyle w:val="Hyperlink"/>
@@ -733,7 +996,7 @@
                 <w:noProof/>
                 <w:webHidden/>
               </w:rPr>
-              <w:instrText xml:space="preserve"> PAGEREF _Toc229668571 \h </w:instrText>
+              <w:instrText xml:space="preserve"> PAGEREF _Toc229672227 \h </w:instrText>
             </w:r>
             <w:r>
               <w:rPr>
@@ -753,7 +1016,7 @@
                 <w:noProof/>
                 <w:webHidden/>
               </w:rPr>
-              <w:t>2</w:t>
+              <w:t>4</w:t>
             </w:r>
             <w:r>
               <w:rPr>
@@ -776,7 +1039,7 @@
               <w:szCs w:val="24"/>
             </w:rPr>
           </w:pPr>
-          <w:hyperlink w:anchor="_Toc229668572" w:history="1">
+          <w:hyperlink w:anchor="_Toc229672228" w:history="1">
             <w:r>
               <w:rPr>
                 <w:rStyle w:val="Hyperlink"/>
@@ -805,7 +1068,7 @@
                 <w:noProof/>
                 <w:webHidden/>
               </w:rPr>
-              <w:instrText xml:space="preserve"> PAGEREF _Toc229668572 \h </w:instrText>
+              <w:instrText xml:space="preserve"> PAGEREF _Toc229672228 \h </w:instrText>
             </w:r>
             <w:r>
               <w:rPr>
@@ -825,7 +1088,7 @@
                 <w:noProof/>
                 <w:webHidden/>
               </w:rPr>
-              <w:t>2</w:t>
+              <w:t>4</w:t>
             </w:r>
             <w:r>
               <w:rPr>
@@ -848,7 +1111,7 @@
               <w:szCs w:val="24"/>
             </w:rPr>
           </w:pPr>
-          <w:hyperlink w:anchor="_Toc229668573" w:history="1">
+          <w:hyperlink w:anchor="_Toc229672229" w:history="1">
             <w:r>
               <w:rPr>
                 <w:rStyle w:val="Hyperlink"/>
@@ -877,7 +1140,7 @@
                 <w:noProof/>
                 <w:webHidden/>
               </w:rPr>
-              <w:instrText xml:space="preserve"> PAGEREF _Toc229668573 \h </w:instrText>
+              <w:instrText xml:space="preserve"> PAGEREF _Toc229672229 \h </w:instrText>
             </w:r>
             <w:r>
               <w:rPr>
@@ -897,7 +1160,7 @@
                 <w:noProof/>
                 <w:webHidden/>
               </w:rPr>
-              <w:t>2</w:t>
+              <w:t>4</w:t>
             </w:r>
             <w:r>
               <w:rPr>
@@ -920,7 +1183,7 @@
               <w:szCs w:val="24"/>
             </w:rPr>
           </w:pPr>
-          <w:hyperlink w:anchor="_Toc229668574" w:history="1">
+          <w:hyperlink w:anchor="_Toc229672230" w:history="1">
             <w:r>
               <w:rPr>
                 <w:rStyle w:val="Hyperlink"/>
@@ -949,7 +1212,7 @@
                 <w:noProof/>
                 <w:webHidden/>
               </w:rPr>
-              <w:instrText xml:space="preserve"> PAGEREF _Toc229668574 \h </w:instrText>
+              <w:instrText xml:space="preserve"> PAGEREF _Toc229672230 \h </w:instrText>
             </w:r>
             <w:r>
               <w:rPr>
@@ -969,7 +1232,7 @@
                 <w:noProof/>
                 <w:webHidden/>
               </w:rPr>
-              <w:t>2</w:t>
+              <w:t>4</w:t>
             </w:r>
             <w:r>
               <w:rPr>
@@ -992,7 +1255,7 @@
               <w:szCs w:val="24"/>
             </w:rPr>
           </w:pPr>
-          <w:hyperlink w:anchor="_Toc229668575" w:history="1">
+          <w:hyperlink w:anchor="_Toc229672231" w:history="1">
             <w:r>
               <w:rPr>
                 <w:rStyle w:val="Hyperlink"/>
@@ -1021,7 +1284,7 @@
                 <w:noProof/>
                 <w:webHidden/>
               </w:rPr>
-              <w:instrText xml:space="preserve"> PAGEREF _Toc229668575 \h </w:instrText>
+              <w:instrText xml:space="preserve"> PAGEREF _Toc229672231 \h </w:instrText>
             </w:r>
             <w:r>
               <w:rPr>
@@ -1041,7 +1304,7 @@
                 <w:noProof/>
                 <w:webHidden/>
               </w:rPr>
-              <w:t>3</w:t>
+              <w:t>4</w:t>
             </w:r>
             <w:r>
               <w:rPr>
@@ -1064,7 +1327,7 @@
               <w:szCs w:val="24"/>
             </w:rPr>
           </w:pPr>
-          <w:hyperlink w:anchor="_Toc229668576" w:history="1">
+          <w:hyperlink w:anchor="_Toc229672232" w:history="1">
             <w:r>
               <w:rPr>
                 <w:rStyle w:val="Hyperlink"/>
@@ -1093,7 +1356,7 @@
                 <w:noProof/>
                 <w:webHidden/>
               </w:rPr>
-              <w:instrText xml:space="preserve"> PAGEREF _Toc229668576 \h </w:instrText>
+              <w:instrText xml:space="preserve"> PAGEREF _Toc229672232 \h </w:instrText>
             </w:r>
             <w:r>
               <w:rPr>
@@ -1113,7 +1376,7 @@
                 <w:noProof/>
                 <w:webHidden/>
               </w:rPr>
-              <w:t>3</w:t>
+              <w:t>4</w:t>
             </w:r>
             <w:r>
               <w:rPr>
@@ -1136,7 +1399,7 @@
               <w:szCs w:val="24"/>
             </w:rPr>
           </w:pPr>
-          <w:hyperlink w:anchor="_Toc229668577" w:history="1">
+          <w:hyperlink w:anchor="_Toc229672233" w:history="1">
             <w:r>
               <w:rPr>
                 <w:rStyle w:val="Hyperlink"/>
@@ -1165,7 +1428,7 @@
                 <w:noProof/>
                 <w:webHidden/>
               </w:rPr>
-              <w:instrText xml:space="preserve"> PAGEREF _Toc229668577 \h </w:instrText>
+              <w:instrText xml:space="preserve"> PAGEREF _Toc229672233 \h </w:instrText>
             </w:r>
             <w:r>
               <w:rPr>
@@ -1185,7 +1448,7 @@
                 <w:noProof/>
                 <w:webHidden/>
               </w:rPr>
-              <w:t>3</w:t>
+              <w:t>4</w:t>
             </w:r>
             <w:r>
               <w:rPr>
@@ -1208,7 +1471,7 @@
               <w:szCs w:val="24"/>
             </w:rPr>
           </w:pPr>
-          <w:hyperlink w:anchor="_Toc229668578" w:history="1">
+          <w:hyperlink w:anchor="_Toc229672234" w:history="1">
             <w:r>
               <w:rPr>
                 <w:rStyle w:val="Hyperlink"/>
@@ -1237,7 +1500,7 @@
                 <w:noProof/>
                 <w:webHidden/>
               </w:rPr>
-              <w:instrText xml:space="preserve"> PAGEREF _Toc229668578 \h </w:instrText>
+              <w:instrText xml:space="preserve"> PAGEREF _Toc229672234 \h </w:instrText>
             </w:r>
             <w:r>
               <w:rPr>
@@ -1257,7 +1520,7 @@
                 <w:noProof/>
                 <w:webHidden/>
               </w:rPr>
-              <w:t>3</w:t>
+              <w:t>5</w:t>
             </w:r>
             <w:r>
               <w:rPr>
@@ -1280,7 +1543,7 @@
               <w:szCs w:val="24"/>
             </w:rPr>
           </w:pPr>
-          <w:hyperlink w:anchor="_Toc229668579" w:history="1">
+          <w:hyperlink w:anchor="_Toc229672235" w:history="1">
             <w:r>
               <w:rPr>
                 <w:rStyle w:val="Hyperlink"/>
@@ -1309,7 +1572,7 @@
                 <w:noProof/>
                 <w:webHidden/>
               </w:rPr>
-              <w:instrText xml:space="preserve"> PAGEREF _Toc229668579 \h </w:instrText>
+              <w:instrText xml:space="preserve"> PAGEREF _Toc229672235 \h </w:instrText>
             </w:r>
             <w:r>
               <w:rPr>
@@ -1329,7 +1592,77 @@
                 <w:noProof/>
                 <w:webHidden/>
               </w:rPr>
-              <w:t>3</w:t>
+              <w:t>5</w:t>
+            </w:r>
+            <w:r>
+              <w:rPr>
+                <w:noProof/>
+                <w:webHidden/>
+              </w:rPr>
+              <w:fldChar w:fldCharType="end"/>
+            </w:r>
+          </w:hyperlink>
+        </w:p>
+        <w:p>
+          <w:pPr>
+            <w:pStyle w:val="TOC2"/>
+            <w:tabs>
+              <w:tab w:val="right" w:leader="dot" w:pos="9062"/>
+            </w:tabs>
+            <w:rPr>
+              <w:rFonts w:asciiTheme="minorHAnsi" w:hAnsiTheme="minorHAnsi"/>
+              <w:noProof/>
+              <w:szCs w:val="24"/>
+            </w:rPr>
+          </w:pPr>
+          <w:hyperlink w:anchor="_Toc229672236" w:history="1">
+            <w:r>
+              <w:rPr>
+                <w:rStyle w:val="Hyperlink"/>
+                <w:noProof/>
+              </w:rPr>
+              <w:t>Phần trả lời theo phong cách kể chuyện giúp em dễ hình dung công việc hằng ngày của test manager. Tuy nhiên một số hoạt động như monitoring &amp; control còn hơi ngắn, em đã yêu cầu bổ sung artifact để nội dung đầy đủ hơn.</w:t>
+            </w:r>
+            <w:r>
+              <w:rPr>
+                <w:noProof/>
+                <w:webHidden/>
+              </w:rPr>
+              <w:tab/>
+            </w:r>
+            <w:r>
+              <w:rPr>
+                <w:noProof/>
+                <w:webHidden/>
+              </w:rPr>
+              <w:fldChar w:fldCharType="begin"/>
+            </w:r>
+            <w:r>
+              <w:rPr>
+                <w:noProof/>
+                <w:webHidden/>
+              </w:rPr>
+              <w:instrText xml:space="preserve"> PAGEREF _Toc229672236 \h </w:instrText>
+            </w:r>
+            <w:r>
+              <w:rPr>
+                <w:noProof/>
+                <w:webHidden/>
+              </w:rPr>
+            </w:r>
+            <w:r>
+              <w:rPr>
+                <w:noProof/>
+                <w:webHidden/>
+              </w:rPr>
+              <w:fldChar w:fldCharType="separate"/>
+            </w:r>
+            <w:r>
+              <w:rPr>
+                <w:noProof/>
+                <w:webHidden/>
+              </w:rPr>
+              <w:t>5</w:t>
             </w:r>
             <w:r>
               <w:rPr>
@@ -1352,7 +1685,7 @@
               <w:szCs w:val="24"/>
             </w:rPr>
           </w:pPr>
-          <w:hyperlink w:anchor="_Toc229668580" w:history="1">
+          <w:hyperlink w:anchor="_Toc229672237" w:history="1">
             <w:r>
               <w:rPr>
                 <w:rStyle w:val="Hyperlink"/>
@@ -1381,7 +1714,7 @@
                 <w:noProof/>
                 <w:webHidden/>
               </w:rPr>
-              <w:instrText xml:space="preserve"> PAGEREF _Toc229668580 \h </w:instrText>
+              <w:instrText xml:space="preserve"> PAGEREF _Toc229672237 \h </w:instrText>
             </w:r>
             <w:r>
               <w:rPr>
@@ -1401,7 +1734,7 @@
                 <w:noProof/>
                 <w:webHidden/>
               </w:rPr>
-              <w:t>3</w:t>
+              <w:t>5</w:t>
             </w:r>
             <w:r>
               <w:rPr>
@@ -1424,7 +1757,7 @@
               <w:szCs w:val="24"/>
             </w:rPr>
           </w:pPr>
-          <w:hyperlink w:anchor="_Toc229668581" w:history="1">
+          <w:hyperlink w:anchor="_Toc229672238" w:history="1">
             <w:r>
               <w:rPr>
                 <w:rStyle w:val="Hyperlink"/>
@@ -1453,7 +1786,7 @@
                 <w:noProof/>
                 <w:webHidden/>
               </w:rPr>
-              <w:instrText xml:space="preserve"> PAGEREF _Toc229668581 \h </w:instrText>
+              <w:instrText xml:space="preserve"> PAGEREF _Toc229672238 \h </w:instrText>
             </w:r>
             <w:r>
               <w:rPr>
@@ -1473,7 +1806,7 @@
                 <w:noProof/>
                 <w:webHidden/>
               </w:rPr>
-              <w:t>3</w:t>
+              <w:t>5</w:t>
             </w:r>
             <w:r>
               <w:rPr>
@@ -1496,7 +1829,7 @@
               <w:szCs w:val="24"/>
             </w:rPr>
           </w:pPr>
-          <w:hyperlink w:anchor="_Toc229668582" w:history="1">
+          <w:hyperlink w:anchor="_Toc229672239" w:history="1">
             <w:r>
               <w:rPr>
                 <w:rStyle w:val="Hyperlink"/>
@@ -1525,7 +1858,7 @@
                 <w:noProof/>
                 <w:webHidden/>
               </w:rPr>
-              <w:instrText xml:space="preserve"> PAGEREF _Toc229668582 \h </w:instrText>
+              <w:instrText xml:space="preserve"> PAGEREF _Toc229672239 \h </w:instrText>
             </w:r>
             <w:r>
               <w:rPr>
@@ -1545,7 +1878,7 @@
                 <w:noProof/>
                 <w:webHidden/>
               </w:rPr>
-              <w:t>3</w:t>
+              <w:t>5</w:t>
             </w:r>
             <w:r>
               <w:rPr>
@@ -1568,7 +1901,7 @@
               <w:szCs w:val="24"/>
             </w:rPr>
           </w:pPr>
-          <w:hyperlink w:anchor="_Toc229668583" w:history="1">
+          <w:hyperlink w:anchor="_Toc229672240" w:history="1">
             <w:r>
               <w:rPr>
                 <w:rStyle w:val="Hyperlink"/>
@@ -1597,7 +1930,7 @@
                 <w:noProof/>
                 <w:webHidden/>
               </w:rPr>
-              <w:instrText xml:space="preserve"> PAGEREF _Toc229668583 \h </w:instrText>
+              <w:instrText xml:space="preserve"> PAGEREF _Toc229672240 \h </w:instrText>
             </w:r>
             <w:r>
               <w:rPr>
@@ -1617,7 +1950,7 @@
                 <w:noProof/>
                 <w:webHidden/>
               </w:rPr>
-              <w:t>4</w:t>
+              <w:t>5</w:t>
             </w:r>
             <w:r>
               <w:rPr>
@@ -1640,7 +1973,77 @@
               <w:szCs w:val="24"/>
             </w:rPr>
           </w:pPr>
-          <w:hyperlink w:anchor="_Toc229668584" w:history="1">
+          <w:hyperlink w:anchor="_Toc229672241" w:history="1">
+            <w:r>
+              <w:rPr>
+                <w:rStyle w:val="Hyperlink"/>
+                <w:noProof/>
+              </w:rPr>
+              <w:t>Các kỹ năng được liệt kê đúng trọng tâm, nhưng ban đầu hơi ngắn. Sau khi em chỉnh prompt để yêu cầu ví dụ cụ thể, câu trả lời trở nên sinh động hơn, dễ liên hệ với thực tế công việc.</w:t>
+            </w:r>
+            <w:r>
+              <w:rPr>
+                <w:noProof/>
+                <w:webHidden/>
+              </w:rPr>
+              <w:tab/>
+            </w:r>
+            <w:r>
+              <w:rPr>
+                <w:noProof/>
+                <w:webHidden/>
+              </w:rPr>
+              <w:fldChar w:fldCharType="begin"/>
+            </w:r>
+            <w:r>
+              <w:rPr>
+                <w:noProof/>
+                <w:webHidden/>
+              </w:rPr>
+              <w:instrText xml:space="preserve"> PAGEREF _Toc229672241 \h </w:instrText>
+            </w:r>
+            <w:r>
+              <w:rPr>
+                <w:noProof/>
+                <w:webHidden/>
+              </w:rPr>
+            </w:r>
+            <w:r>
+              <w:rPr>
+                <w:noProof/>
+                <w:webHidden/>
+              </w:rPr>
+              <w:fldChar w:fldCharType="separate"/>
+            </w:r>
+            <w:r>
+              <w:rPr>
+                <w:noProof/>
+                <w:webHidden/>
+              </w:rPr>
+              <w:t>5</w:t>
+            </w:r>
+            <w:r>
+              <w:rPr>
+                <w:noProof/>
+                <w:webHidden/>
+              </w:rPr>
+              <w:fldChar w:fldCharType="end"/>
+            </w:r>
+          </w:hyperlink>
+        </w:p>
+        <w:p>
+          <w:pPr>
+            <w:pStyle w:val="TOC2"/>
+            <w:tabs>
+              <w:tab w:val="right" w:leader="dot" w:pos="9062"/>
+            </w:tabs>
+            <w:rPr>
+              <w:rFonts w:asciiTheme="minorHAnsi" w:hAnsiTheme="minorHAnsi"/>
+              <w:noProof/>
+              <w:szCs w:val="24"/>
+            </w:rPr>
+          </w:pPr>
+          <w:hyperlink w:anchor="_Toc229672242" w:history="1">
             <w:r>
               <w:rPr>
                 <w:rStyle w:val="Hyperlink"/>
@@ -1669,7 +2072,7 @@
                 <w:noProof/>
                 <w:webHidden/>
               </w:rPr>
-              <w:instrText xml:space="preserve"> PAGEREF _Toc229668584 \h </w:instrText>
+              <w:instrText xml:space="preserve"> PAGEREF _Toc229672242 \h </w:instrText>
             </w:r>
             <w:r>
               <w:rPr>
@@ -1689,7 +2092,7 @@
                 <w:noProof/>
                 <w:webHidden/>
               </w:rPr>
-              <w:t>4</w:t>
+              <w:t>5</w:t>
             </w:r>
             <w:r>
               <w:rPr>
@@ -1712,7 +2115,7 @@
               <w:szCs w:val="24"/>
             </w:rPr>
           </w:pPr>
-          <w:hyperlink w:anchor="_Toc229668585" w:history="1">
+          <w:hyperlink w:anchor="_Toc229672243" w:history="1">
             <w:r>
               <w:rPr>
                 <w:rStyle w:val="Hyperlink"/>
@@ -1741,7 +2144,7 @@
                 <w:noProof/>
                 <w:webHidden/>
               </w:rPr>
-              <w:instrText xml:space="preserve"> PAGEREF _Toc229668585 \h </w:instrText>
+              <w:instrText xml:space="preserve"> PAGEREF _Toc229672243 \h </w:instrText>
             </w:r>
             <w:r>
               <w:rPr>
@@ -1761,7 +2164,7 @@
                 <w:noProof/>
                 <w:webHidden/>
               </w:rPr>
-              <w:t>4</w:t>
+              <w:t>6</w:t>
             </w:r>
             <w:r>
               <w:rPr>
@@ -1784,7 +2187,7 @@
               <w:szCs w:val="24"/>
             </w:rPr>
           </w:pPr>
-          <w:hyperlink w:anchor="_Toc229668586" w:history="1">
+          <w:hyperlink w:anchor="_Toc229672244" w:history="1">
             <w:r>
               <w:rPr>
                 <w:rStyle w:val="Hyperlink"/>
@@ -1813,7 +2216,7 @@
                 <w:noProof/>
                 <w:webHidden/>
               </w:rPr>
-              <w:instrText xml:space="preserve"> PAGEREF _Toc229668586 \h </w:instrText>
+              <w:instrText xml:space="preserve"> PAGEREF _Toc229672244 \h </w:instrText>
             </w:r>
             <w:r>
               <w:rPr>
@@ -1833,7 +2236,7 @@
                 <w:noProof/>
                 <w:webHidden/>
               </w:rPr>
-              <w:t>4</w:t>
+              <w:t>6</w:t>
             </w:r>
             <w:r>
               <w:rPr>
@@ -1856,73 +2259,6 @@
         </w:p>
       </w:sdtContent>
     </w:sdt>
-    <w:p/>
-    <w:p>
-      <w:r>
-        <w:t xml:space="preserve">Họ tên: </w:t>
-      </w:r>
-      <w:r>
-        <w:t>Phạm Quốc Bảo</w:t>
-      </w:r>
-      <w:r>
-        <w:t xml:space="preserve">  </w:t>
-      </w:r>
-    </w:p>
-    <w:p>
-      <w:r>
-        <w:t xml:space="preserve">MSSV: </w:t>
-      </w:r>
-      <w:r>
-        <w:t>DE190233</w:t>
-      </w:r>
-      <w:r>
-        <w:t xml:space="preserve">  </w:t>
-      </w:r>
-    </w:p>
-    <w:p>
-      <w:r>
-        <w:t xml:space="preserve">Lớp: </w:t>
-      </w:r>
-      <w:r>
-        <w:t>SE20A10</w:t>
-      </w:r>
-    </w:p>
-    <w:p>
-      <w:r>
-        <w:t>Ngày nộp: 14/05/2026</w:t>
-      </w:r>
-    </w:p>
-    <w:p>
-      <w:r>
-        <w:t xml:space="preserve">Công cụ AI dùng: Microsoft Copilot  </w:t>
-      </w:r>
-    </w:p>
-    <w:p>
-      <w:r>
-        <w:t xml:space="preserve">Link Github: </w:t>
-      </w:r>
-      <w:hyperlink r:id="rId6" w:history="1">
-        <w:r>
-          <w:rPr>
-            <w:rStyle w:val="Hyperlink"/>
-          </w:rPr>
-          <w:t>POW-VN/SWT301_DE190233</w:t>
-        </w:r>
-        <w:r>
-          <w:rPr>
-            <w:rStyle w:val="Hyperlink"/>
-          </w:rPr>
-          <w:t>_</w:t>
-        </w:r>
-        <w:r>
-          <w:rPr>
-            <w:rStyle w:val="Hyperlink"/>
-          </w:rPr>
-          <w:t>BaoPQ</w:t>
-        </w:r>
-      </w:hyperlink>
-    </w:p>
-    <w:p/>
     <w:p>
       <w:pPr>
         <w:pStyle w:val="Heading1"/>
@@ -1934,6 +2270,7 @@
       <w:bookmarkStart w:id="0" w:name="_Toc229667868"/>
       <w:bookmarkStart w:id="1" w:name="_Toc229667928"/>
       <w:bookmarkStart w:id="2" w:name="_Toc229668562"/>
+      <w:bookmarkStart w:id="3" w:name="_Toc229672218"/>
       <w:r>
         <w:rPr>
           <w:b/>
@@ -1945,6 +2282,7 @@
       <w:bookmarkEnd w:id="0"/>
       <w:bookmarkEnd w:id="1"/>
       <w:bookmarkEnd w:id="2"/>
+      <w:bookmarkEnd w:id="3"/>
     </w:p>
     <w:p>
       <w:pPr>
@@ -1954,8 +2292,9 @@
           <w:bCs/>
         </w:rPr>
       </w:pPr>
-      <w:bookmarkStart w:id="3" w:name="_Toc229667929"/>
-      <w:bookmarkStart w:id="4" w:name="_Toc229668563"/>
+      <w:bookmarkStart w:id="4" w:name="_Toc229667929"/>
+      <w:bookmarkStart w:id="5" w:name="_Toc229668563"/>
+      <w:bookmarkStart w:id="6" w:name="_Toc229672219"/>
       <w:r>
         <w:rPr>
           <w:b/>
@@ -1963,8 +2302,9 @@
         </w:rPr>
         <w:t>Prompt (R-C-T-F-E):</w:t>
       </w:r>
-      <w:bookmarkEnd w:id="3"/>
       <w:bookmarkEnd w:id="4"/>
+      <w:bookmarkEnd w:id="5"/>
+      <w:bookmarkEnd w:id="6"/>
     </w:p>
     <w:p>
       <w:r>
@@ -1979,8 +2319,9 @@
           <w:iCs/>
         </w:rPr>
       </w:pPr>
-      <w:bookmarkStart w:id="5" w:name="_Toc229667930"/>
-      <w:bookmarkStart w:id="6" w:name="_Toc229668564"/>
+      <w:bookmarkStart w:id="7" w:name="_Toc229667930"/>
+      <w:bookmarkStart w:id="8" w:name="_Toc229668564"/>
+      <w:bookmarkStart w:id="9" w:name="_Toc229672220"/>
       <w:r>
         <w:rPr>
           <w:b/>
@@ -1988,8 +2329,9 @@
         </w:rPr>
         <w:t>Câu trả lời AI:</w:t>
       </w:r>
-      <w:bookmarkEnd w:id="5"/>
-      <w:bookmarkEnd w:id="6"/>
+      <w:bookmarkEnd w:id="7"/>
+      <w:bookmarkEnd w:id="8"/>
+      <w:bookmarkEnd w:id="9"/>
       <w:r>
         <w:t xml:space="preserve"> </w:t>
       </w:r>
@@ -2016,9 +2358,9 @@
         <w:tblLook w:val="04A0" w:firstRow="1" w:lastRow="0" w:firstColumn="1" w:lastColumn="0" w:noHBand="0" w:noVBand="1"/>
       </w:tblPr>
       <w:tblGrid>
-        <w:gridCol w:w="1138"/>
-        <w:gridCol w:w="3801"/>
-        <w:gridCol w:w="4123"/>
+        <w:gridCol w:w="1123"/>
+        <w:gridCol w:w="3674"/>
+        <w:gridCol w:w="3981"/>
       </w:tblGrid>
       <w:tr>
         <w:trPr>
@@ -2268,8 +2610,9 @@
       <w:pPr>
         <w:pStyle w:val="Heading2"/>
       </w:pPr>
-      <w:bookmarkStart w:id="7" w:name="_Toc229667931"/>
-      <w:bookmarkStart w:id="8" w:name="_Toc229668565"/>
+      <w:bookmarkStart w:id="10" w:name="_Toc229667931"/>
+      <w:bookmarkStart w:id="11" w:name="_Toc229668565"/>
+      <w:bookmarkStart w:id="12" w:name="_Toc229672221"/>
       <w:r>
         <w:rPr>
           <w:b/>
@@ -2277,8 +2620,9 @@
         </w:rPr>
         <w:t>Nhận xét cá nhân:</w:t>
       </w:r>
-      <w:bookmarkEnd w:id="7"/>
-      <w:bookmarkEnd w:id="8"/>
+      <w:bookmarkEnd w:id="10"/>
+      <w:bookmarkEnd w:id="11"/>
+      <w:bookmarkEnd w:id="12"/>
     </w:p>
     <w:p>
       <w:r>
@@ -2299,9 +2643,10 @@
           <w:bCs/>
         </w:rPr>
       </w:pPr>
-      <w:bookmarkStart w:id="9" w:name="_Toc229667869"/>
-      <w:bookmarkStart w:id="10" w:name="_Toc229667932"/>
-      <w:bookmarkStart w:id="11" w:name="_Toc229668566"/>
+      <w:bookmarkStart w:id="13" w:name="_Toc229667869"/>
+      <w:bookmarkStart w:id="14" w:name="_Toc229667932"/>
+      <w:bookmarkStart w:id="15" w:name="_Toc229668566"/>
+      <w:bookmarkStart w:id="16" w:name="_Toc229672222"/>
       <w:r>
         <w:rPr>
           <w:b/>
@@ -2309,9 +2654,10 @@
         </w:rPr>
         <w:t>Nhiệm vụ 2 — What is testing?</w:t>
       </w:r>
-      <w:bookmarkEnd w:id="9"/>
-      <w:bookmarkEnd w:id="10"/>
-      <w:bookmarkEnd w:id="11"/>
+      <w:bookmarkEnd w:id="13"/>
+      <w:bookmarkEnd w:id="14"/>
+      <w:bookmarkEnd w:id="15"/>
+      <w:bookmarkEnd w:id="16"/>
     </w:p>
     <w:p>
       <w:pPr>
@@ -2321,7 +2667,8 @@
           <w:iCs/>
         </w:rPr>
       </w:pPr>
-      <w:bookmarkStart w:id="12" w:name="_Toc229668567"/>
+      <w:bookmarkStart w:id="17" w:name="_Toc229668567"/>
+      <w:bookmarkStart w:id="18" w:name="_Toc229672223"/>
       <w:r>
         <w:rPr>
           <w:b/>
@@ -2329,7 +2676,8 @@
         </w:rPr>
         <w:t>Prompt zero-shot:</w:t>
       </w:r>
-      <w:bookmarkEnd w:id="12"/>
+      <w:bookmarkEnd w:id="17"/>
+      <w:bookmarkEnd w:id="18"/>
       <w:r>
         <w:t xml:space="preserve"> </w:t>
       </w:r>
@@ -2347,7 +2695,8 @@
           <w:iCs/>
         </w:rPr>
       </w:pPr>
-      <w:bookmarkStart w:id="13" w:name="_Toc229668568"/>
+      <w:bookmarkStart w:id="19" w:name="_Toc229668568"/>
+      <w:bookmarkStart w:id="20" w:name="_Toc229672224"/>
       <w:r>
         <w:rPr>
           <w:b/>
@@ -2369,7 +2718,8 @@
         </w:rPr>
         <w:t>(zero-shot):</w:t>
       </w:r>
-      <w:bookmarkEnd w:id="13"/>
+      <w:bookmarkEnd w:id="19"/>
+      <w:bookmarkEnd w:id="20"/>
       <w:r>
         <w:t xml:space="preserve"> </w:t>
       </w:r>
@@ -2430,7 +2780,8 @@
           <w:iCs/>
         </w:rPr>
       </w:pPr>
-      <w:bookmarkStart w:id="14" w:name="_Toc229668569"/>
+      <w:bookmarkStart w:id="21" w:name="_Toc229668569"/>
+      <w:bookmarkStart w:id="22" w:name="_Toc229672225"/>
       <w:r>
         <w:rPr>
           <w:b/>
@@ -2438,7 +2789,8 @@
         </w:rPr>
         <w:t>Prompt few-shot:</w:t>
       </w:r>
-      <w:bookmarkEnd w:id="14"/>
+      <w:bookmarkEnd w:id="21"/>
+      <w:bookmarkEnd w:id="22"/>
       <w:r>
         <w:t xml:space="preserve"> </w:t>
       </w:r>
@@ -2456,7 +2808,8 @@
           <w:iCs/>
         </w:rPr>
       </w:pPr>
-      <w:bookmarkStart w:id="15" w:name="_Toc229668570"/>
+      <w:bookmarkStart w:id="23" w:name="_Toc229668570"/>
+      <w:bookmarkStart w:id="24" w:name="_Toc229672226"/>
       <w:r>
         <w:rPr>
           <w:b/>
@@ -2479,7 +2832,8 @@
         </w:rPr>
         <w:t>(few-shot):</w:t>
       </w:r>
-      <w:bookmarkEnd w:id="15"/>
+      <w:bookmarkEnd w:id="23"/>
+      <w:bookmarkEnd w:id="24"/>
       <w:r>
         <w:t xml:space="preserve"> </w:t>
       </w:r>
@@ -2792,7 +3146,8 @@
       <w:pPr>
         <w:pStyle w:val="Heading2"/>
       </w:pPr>
-      <w:bookmarkStart w:id="16" w:name="_Toc229668571"/>
+      <w:bookmarkStart w:id="25" w:name="_Toc229668571"/>
+      <w:bookmarkStart w:id="26" w:name="_Toc229672227"/>
       <w:r>
         <w:rPr>
           <w:b/>
@@ -2800,7 +3155,8 @@
         </w:rPr>
         <w:t>Nhận xét cá nhân:</w:t>
       </w:r>
-      <w:bookmarkEnd w:id="16"/>
+      <w:bookmarkEnd w:id="25"/>
+      <w:bookmarkEnd w:id="26"/>
       <w:r>
         <w:t xml:space="preserve"> </w:t>
       </w:r>
@@ -2824,9 +3180,10 @@
           <w:bCs/>
         </w:rPr>
       </w:pPr>
-      <w:bookmarkStart w:id="17" w:name="_Toc229667870"/>
-      <w:bookmarkStart w:id="18" w:name="_Toc229667933"/>
-      <w:bookmarkStart w:id="19" w:name="_Toc229668572"/>
+      <w:bookmarkStart w:id="27" w:name="_Toc229667870"/>
+      <w:bookmarkStart w:id="28" w:name="_Toc229667933"/>
+      <w:bookmarkStart w:id="29" w:name="_Toc229668572"/>
+      <w:bookmarkStart w:id="30" w:name="_Toc229672228"/>
       <w:r>
         <w:rPr>
           <w:b/>
@@ -2834,9 +3191,10 @@
         </w:rPr>
         <w:t>Nhiệm vụ 3 — 7 Principles of Testing</w:t>
       </w:r>
-      <w:bookmarkEnd w:id="17"/>
-      <w:bookmarkEnd w:id="18"/>
-      <w:bookmarkEnd w:id="19"/>
+      <w:bookmarkEnd w:id="27"/>
+      <w:bookmarkEnd w:id="28"/>
+      <w:bookmarkEnd w:id="29"/>
+      <w:bookmarkEnd w:id="30"/>
     </w:p>
     <w:p>
       <w:pPr>
@@ -2846,7 +3204,8 @@
           <w:iCs/>
         </w:rPr>
       </w:pPr>
-      <w:bookmarkStart w:id="20" w:name="_Toc229668573"/>
+      <w:bookmarkStart w:id="31" w:name="_Toc229668573"/>
+      <w:bookmarkStart w:id="32" w:name="_Toc229672229"/>
       <w:r>
         <w:rPr>
           <w:b/>
@@ -2854,7 +3213,8 @@
         </w:rPr>
         <w:t>Prompt:</w:t>
       </w:r>
-      <w:bookmarkEnd w:id="20"/>
+      <w:bookmarkEnd w:id="31"/>
+      <w:bookmarkEnd w:id="32"/>
       <w:r>
         <w:t xml:space="preserve"> </w:t>
       </w:r>
@@ -2872,7 +3232,8 @@
           <w:iCs/>
         </w:rPr>
       </w:pPr>
-      <w:bookmarkStart w:id="21" w:name="_Toc229668574"/>
+      <w:bookmarkStart w:id="33" w:name="_Toc229668574"/>
+      <w:bookmarkStart w:id="34" w:name="_Toc229672230"/>
       <w:r>
         <w:rPr>
           <w:b/>
@@ -2880,7 +3241,8 @@
         </w:rPr>
         <w:t>Câu trả lời AI:</w:t>
       </w:r>
-      <w:bookmarkEnd w:id="21"/>
+      <w:bookmarkEnd w:id="33"/>
+      <w:bookmarkEnd w:id="34"/>
       <w:r>
         <w:t xml:space="preserve"> </w:t>
       </w:r>
@@ -2925,7 +3287,8 @@
       <w:pPr>
         <w:pStyle w:val="Heading2"/>
       </w:pPr>
-      <w:bookmarkStart w:id="22" w:name="_Toc229668575"/>
+      <w:bookmarkStart w:id="35" w:name="_Toc229668575"/>
+      <w:bookmarkStart w:id="36" w:name="_Toc229672231"/>
       <w:r>
         <w:rPr>
           <w:b/>
@@ -2933,13 +3296,14 @@
         </w:rPr>
         <w:t>Nhận xét cá nhân:</w:t>
       </w:r>
-      <w:bookmarkEnd w:id="22"/>
+      <w:bookmarkEnd w:id="35"/>
+      <w:bookmarkEnd w:id="36"/>
       <w:r>
         <w:t xml:space="preserve"> </w:t>
       </w:r>
-      <w:bookmarkStart w:id="23" w:name="_Toc229667871"/>
-      <w:bookmarkStart w:id="24" w:name="_Toc229667934"/>
-      <w:bookmarkStart w:id="25" w:name="_Toc229668576"/>
+      <w:bookmarkStart w:id="37" w:name="_Toc229667871"/>
+      <w:bookmarkStart w:id="38" w:name="_Toc229667934"/>
+      <w:bookmarkStart w:id="39" w:name="_Toc229668576"/>
     </w:p>
     <w:p>
       <w:r>
@@ -2960,6 +3324,7 @@
           <w:bCs/>
         </w:rPr>
       </w:pPr>
+      <w:bookmarkStart w:id="40" w:name="_Toc229672232"/>
       <w:r>
         <w:rPr>
           <w:b/>
@@ -2967,9 +3332,10 @@
         </w:rPr>
         <w:t>Nhiệm vụ 4 — Test activities &amp; roles</w:t>
       </w:r>
-      <w:bookmarkEnd w:id="23"/>
-      <w:bookmarkEnd w:id="24"/>
-      <w:bookmarkEnd w:id="25"/>
+      <w:bookmarkEnd w:id="37"/>
+      <w:bookmarkEnd w:id="38"/>
+      <w:bookmarkEnd w:id="39"/>
+      <w:bookmarkEnd w:id="40"/>
     </w:p>
     <w:p>
       <w:pPr>
@@ -2979,7 +3345,8 @@
           <w:iCs/>
         </w:rPr>
       </w:pPr>
-      <w:bookmarkStart w:id="26" w:name="_Toc229668577"/>
+      <w:bookmarkStart w:id="41" w:name="_Toc229668577"/>
+      <w:bookmarkStart w:id="42" w:name="_Toc229672233"/>
       <w:r>
         <w:rPr>
           <w:b/>
@@ -2987,14 +3354,19 @@
         </w:rPr>
         <w:t>Prompt:</w:t>
       </w:r>
-      <w:bookmarkEnd w:id="26"/>
+      <w:bookmarkEnd w:id="41"/>
+      <w:bookmarkEnd w:id="42"/>
       <w:r>
         <w:t xml:space="preserve"> </w:t>
       </w:r>
     </w:p>
     <w:p>
       <w:r>
-        <w:t>Đóng vai một Test Manager nhiều năm kinh nghiệm. Hãy trình bày 7 hoạt động chính trong test process ISTQB: planning, monitoring &amp; control, analysis, design, implementation, execution, completion. Mỗi hoạt động: tối đa 2 câu, có nêu đầu ra (artifact/testware). Trình bày dưới dạng danh sách đánh số từ 1 đến 7. Phong cách: kể chuyện ngôi thứ nhất.</w:t>
+        <w:t xml:space="preserve">Đóng vai một Test Manager nhiều năm kinh nghiệm. Hãy trình bày 7 hoạt động chính trong test process ISTQB: planning, monitoring &amp; control, analysis, design, implementation, execution, completion. Mỗi hoạt động: tối đa 2 câu, có nêu đầu ra </w:t>
+      </w:r>
+      <w:r>
+        <w:lastRenderedPageBreak/>
+        <w:t>(artifact/testware). Trình bày dưới dạng danh sách đánh số từ 1 đến 7. Phong cách: kể chuyện ngôi thứ nhất.</w:t>
       </w:r>
     </w:p>
     <w:p>
@@ -3005,16 +3377,17 @@
           <w:iCs/>
         </w:rPr>
       </w:pPr>
-      <w:bookmarkStart w:id="27" w:name="_Toc229668578"/>
+      <w:bookmarkStart w:id="43" w:name="_Toc229668578"/>
+      <w:bookmarkStart w:id="44" w:name="_Toc229672234"/>
       <w:r>
         <w:rPr>
           <w:b/>
           <w:bCs/>
         </w:rPr>
-        <w:lastRenderedPageBreak/>
         <w:t>Câu trả lời AI:</w:t>
       </w:r>
-      <w:bookmarkEnd w:id="27"/>
+      <w:bookmarkEnd w:id="43"/>
+      <w:bookmarkEnd w:id="44"/>
       <w:r>
         <w:t xml:space="preserve"> </w:t>
       </w:r>
@@ -3177,7 +3550,8 @@
       <w:pPr>
         <w:pStyle w:val="Heading2"/>
       </w:pPr>
-      <w:bookmarkStart w:id="28" w:name="_Toc229668579"/>
+      <w:bookmarkStart w:id="45" w:name="_Toc229668579"/>
+      <w:bookmarkStart w:id="46" w:name="_Toc229672235"/>
       <w:r>
         <w:rPr>
           <w:b/>
@@ -3185,13 +3559,14 @@
         </w:rPr>
         <w:t>Nhận xét cá nhân:</w:t>
       </w:r>
-      <w:bookmarkEnd w:id="28"/>
+      <w:bookmarkEnd w:id="45"/>
+      <w:bookmarkEnd w:id="46"/>
       <w:r>
         <w:t xml:space="preserve"> </w:t>
       </w:r>
-      <w:bookmarkStart w:id="29" w:name="_Toc229667872"/>
-      <w:bookmarkStart w:id="30" w:name="_Toc229667935"/>
-      <w:bookmarkStart w:id="31" w:name="_Toc229668580"/>
+      <w:bookmarkStart w:id="47" w:name="_Toc229667872"/>
+      <w:bookmarkStart w:id="48" w:name="_Toc229667935"/>
+      <w:bookmarkStart w:id="49" w:name="_Toc229668580"/>
     </w:p>
     <w:p>
       <w:pPr>
@@ -3201,6 +3576,7 @@
           <w:iCs/>
         </w:rPr>
       </w:pPr>
+      <w:bookmarkStart w:id="50" w:name="_Toc229672236"/>
       <w:r>
         <w:rPr>
           <w:rFonts w:ascii="Times New Roman" w:eastAsiaTheme="minorEastAsia" w:hAnsi="Times New Roman" w:cstheme="minorBidi"/>
@@ -3246,6 +3622,7 @@
         </w:rPr>
         <w:t xml:space="preserve"> đã yêu cầu bổ sung artifact để nội dung đầy đủ hơn.</w:t>
       </w:r>
+      <w:bookmarkEnd w:id="50"/>
     </w:p>
     <w:p>
       <w:pPr>
@@ -3255,6 +3632,7 @@
           <w:bCs/>
         </w:rPr>
       </w:pPr>
+      <w:bookmarkStart w:id="51" w:name="_Toc229672237"/>
       <w:r>
         <w:rPr>
           <w:b/>
@@ -3262,9 +3640,10 @@
         </w:rPr>
         <w:t>Nhiệm vụ 5 — Essential skills của tester</w:t>
       </w:r>
-      <w:bookmarkEnd w:id="29"/>
-      <w:bookmarkEnd w:id="30"/>
-      <w:bookmarkEnd w:id="31"/>
+      <w:bookmarkEnd w:id="47"/>
+      <w:bookmarkEnd w:id="48"/>
+      <w:bookmarkEnd w:id="49"/>
+      <w:bookmarkEnd w:id="51"/>
     </w:p>
     <w:p>
       <w:pPr>
@@ -3274,7 +3653,8 @@
           <w:iCs/>
         </w:rPr>
       </w:pPr>
-      <w:bookmarkStart w:id="32" w:name="_Toc229668581"/>
+      <w:bookmarkStart w:id="52" w:name="_Toc229668581"/>
+      <w:bookmarkStart w:id="53" w:name="_Toc229672238"/>
       <w:r>
         <w:rPr>
           <w:b/>
@@ -3303,7 +3683,8 @@
         </w:rPr>
         <w:t>:</w:t>
       </w:r>
-      <w:bookmarkEnd w:id="32"/>
+      <w:bookmarkEnd w:id="52"/>
+      <w:bookmarkEnd w:id="53"/>
       <w:r>
         <w:t xml:space="preserve"> </w:t>
       </w:r>
@@ -3321,7 +3702,8 @@
           <w:iCs/>
         </w:rPr>
       </w:pPr>
-      <w:bookmarkStart w:id="33" w:name="_Toc229668582"/>
+      <w:bookmarkStart w:id="54" w:name="_Toc229668582"/>
+      <w:bookmarkStart w:id="55" w:name="_Toc229672239"/>
       <w:r>
         <w:rPr>
           <w:b/>
@@ -3329,7 +3711,8 @@
         </w:rPr>
         <w:t>Câu trả lời AI:</w:t>
       </w:r>
-      <w:bookmarkEnd w:id="33"/>
+      <w:bookmarkEnd w:id="54"/>
+      <w:bookmarkEnd w:id="55"/>
       <w:r>
         <w:t xml:space="preserve"> </w:t>
       </w:r>
@@ -3402,7 +3785,8 @@
           <w:iCs/>
         </w:rPr>
       </w:pPr>
-      <w:bookmarkStart w:id="34" w:name="_Toc229668583"/>
+      <w:bookmarkStart w:id="56" w:name="_Toc229668583"/>
+      <w:bookmarkStart w:id="57" w:name="_Toc229672240"/>
       <w:r>
         <w:rPr>
           <w:b/>
@@ -3410,7 +3794,8 @@
         </w:rPr>
         <w:t>Nhận xét cá nhân:</w:t>
       </w:r>
-      <w:bookmarkEnd w:id="34"/>
+      <w:bookmarkEnd w:id="56"/>
+      <w:bookmarkEnd w:id="57"/>
       <w:r>
         <w:t xml:space="preserve"> </w:t>
       </w:r>
@@ -3425,7 +3810,8 @@
           <w:szCs w:val="22"/>
         </w:rPr>
       </w:pPr>
-      <w:bookmarkStart w:id="35" w:name="_Toc229668584"/>
+      <w:bookmarkStart w:id="58" w:name="_Toc229672241"/>
+      <w:bookmarkStart w:id="59" w:name="_Toc229668584"/>
       <w:r>
         <w:rPr>
           <w:rFonts w:ascii="Times New Roman" w:eastAsiaTheme="minorEastAsia" w:hAnsi="Times New Roman" w:cstheme="minorBidi"/>
@@ -3453,6 +3839,7 @@
         </w:rPr>
         <w:t xml:space="preserve"> chỉnh prompt để yêu cầu ví dụ cụ thể, câu trả lời trở nên sinh động hơn, dễ liên hệ với thực tế công việc.</w:t>
       </w:r>
+      <w:bookmarkEnd w:id="58"/>
     </w:p>
     <w:p>
       <w:pPr>
@@ -3462,6 +3849,7 @@
           <w:bCs/>
         </w:rPr>
       </w:pPr>
+      <w:bookmarkStart w:id="60" w:name="_Toc229672242"/>
       <w:r>
         <w:rPr>
           <w:b/>
@@ -3476,7 +3864,8 @@
         </w:rPr>
         <w:t>:</w:t>
       </w:r>
-      <w:bookmarkEnd w:id="35"/>
+      <w:bookmarkEnd w:id="59"/>
+      <w:bookmarkEnd w:id="60"/>
       <w:r>
         <w:rPr>
           <w:b/>
@@ -3493,7 +3882,11 @@
         <w:t>em</w:t>
       </w:r>
       <w:r>
-        <w:t xml:space="preserve"> nhận thấy một tester giỏi không chỉ cần kiến thức kỹ thuật mà còn phải có kỹ năng mềm. Tư duy phản biện giúp phát hiện những lỗi logic khó nhìn thấy, trong khi khả năng thiết kế test case hiệu quả giúp tiết kiệm thời gian kiểm thử. Kỹ năng giao tiếp và làm việc nhóm cũng rất quan trọng, vì tester thường phải trao đổi với developer, BA và khách hàng để đảm bảo mọi người hiểu rõ vấn đề. Ngoài ra, sự độc lập trong kiểm thử giúp giữ được tính khách quan, tránh bị ảnh hưởng bởi nhóm phát triển. Trong bối cảnh năm 2026, tester không chỉ là người tìm lỗi mà còn đóng vai trò cầu nối giữa các bên liên quan, kết hợp cả kỹ năng kỹ thuật và kỹ năng mềm để mang lại giá trị cho sản phẩm.</w:t>
+        <w:t xml:space="preserve"> nhận thấy một tester giỏi không chỉ cần kiến thức kỹ thuật mà còn phải có kỹ năng mềm. Tư duy phản biện giúp phát hiện những lỗi logic khó nhìn thấy, trong khi khả năng thiết kế test case hiệu quả giúp tiết kiệm thời gian kiểm thử. Kỹ năng giao tiếp và làm việc nhóm cũng rất quan trọng, vì tester thường phải trao đổi với developer, BA và khách hàng để đảm bảo mọi người hiểu rõ vấn đề. Ngoài ra, sự độc lập trong kiểm thử giúp giữ được tính khách quan, tránh bị ảnh hưởng bởi nhóm phát triển. Trong bối cảnh năm </w:t>
+      </w:r>
+      <w:r>
+        <w:lastRenderedPageBreak/>
+        <w:t>2026, tester không chỉ là người tìm lỗi mà còn đóng vai trò cầu nối giữa các bên liên quan, kết hợp cả kỹ năng kỹ thuật và kỹ năng mềm để mang lại giá trị cho sản phẩm.</w:t>
       </w:r>
     </w:p>
     <w:p/>
@@ -3505,23 +3898,24 @@
           <w:bCs/>
         </w:rPr>
       </w:pPr>
-      <w:bookmarkStart w:id="36" w:name="_Toc229667873"/>
-      <w:bookmarkStart w:id="37" w:name="_Toc229667936"/>
-      <w:bookmarkStart w:id="38" w:name="_Toc229668585"/>
+      <w:bookmarkStart w:id="61" w:name="_Toc229667873"/>
+      <w:bookmarkStart w:id="62" w:name="_Toc229667936"/>
+      <w:bookmarkStart w:id="63" w:name="_Toc229668585"/>
+      <w:bookmarkStart w:id="64" w:name="_Toc229672243"/>
       <w:r>
         <w:rPr>
           <w:b/>
           <w:bCs/>
         </w:rPr>
-        <w:lastRenderedPageBreak/>
         <w:t>Kết luận (≥150 từ)</w:t>
       </w:r>
-      <w:bookmarkStart w:id="39" w:name="_Toc229667874"/>
-      <w:bookmarkStart w:id="40" w:name="_Toc229667937"/>
-      <w:bookmarkStart w:id="41" w:name="_Toc229668586"/>
-      <w:bookmarkEnd w:id="36"/>
-      <w:bookmarkEnd w:id="37"/>
-      <w:bookmarkEnd w:id="38"/>
+      <w:bookmarkStart w:id="65" w:name="_Toc229667874"/>
+      <w:bookmarkStart w:id="66" w:name="_Toc229667937"/>
+      <w:bookmarkStart w:id="67" w:name="_Toc229668586"/>
+      <w:bookmarkEnd w:id="61"/>
+      <w:bookmarkEnd w:id="62"/>
+      <w:bookmarkEnd w:id="63"/>
+      <w:bookmarkEnd w:id="64"/>
     </w:p>
     <w:p>
       <w:r>
@@ -3592,6 +3986,7 @@
           <w:bCs/>
         </w:rPr>
       </w:pPr>
+      <w:bookmarkStart w:id="68" w:name="_Toc229672244"/>
       <w:r>
         <w:rPr>
           <w:b/>
@@ -3599,9 +3994,10 @@
         </w:rPr>
         <w:t>Tài liệu tham khảo</w:t>
       </w:r>
-      <w:bookmarkEnd w:id="39"/>
-      <w:bookmarkEnd w:id="40"/>
-      <w:bookmarkEnd w:id="41"/>
+      <w:bookmarkEnd w:id="65"/>
+      <w:bookmarkEnd w:id="66"/>
+      <w:bookmarkEnd w:id="67"/>
+      <w:bookmarkEnd w:id="68"/>
     </w:p>
     <w:p>
       <w:pPr>
@@ -3637,8 +4033,16 @@
     <w:p/>
     <w:sectPr>
       <w:pgSz w:w="11907" w:h="16840" w:code="9"/>
-      <w:pgMar w:top="1134" w:right="1134" w:bottom="1134" w:left="1701" w:header="720" w:footer="720" w:gutter="0"/>
+      <w:pgMar w:top="1134" w:right="1134" w:bottom="1134" w:left="1985" w:header="720" w:footer="720" w:gutter="0"/>
+      <w:pgBorders w:zOrder="back" w:display="firstPage">
+        <w:top w:val="basicThinLines" w:sz="6" w:space="1" w:color="auto"/>
+        <w:left w:val="basicThinLines" w:sz="6" w:space="4" w:color="auto"/>
+        <w:bottom w:val="basicThinLines" w:sz="6" w:space="1" w:color="auto"/>
+        <w:right w:val="basicThinLines" w:sz="6" w:space="4" w:color="auto"/>
+      </w:pgBorders>
+      <w:pgNumType w:start="0"/>
       <w:cols w:space="720"/>
+      <w:titlePg/>
       <w:docGrid w:linePitch="360"/>
     </w:sectPr>
   </w:body>
@@ -4576,6 +4980,7 @@
   <w:style w:type="paragraph" w:default="1" w:styleId="Normal">
     <w:name w:val="Normal"/>
     <w:qFormat/>
+    <w:rsid w:val="00D36B02"/>
   </w:style>
   <w:style w:type="paragraph" w:styleId="Heading1">
     <w:name w:val="heading 1"/>
@@ -4778,6 +5183,7 @@
   <w:style w:type="character" w:default="1" w:styleId="DefaultParagraphFont">
     <w:name w:val="Default Paragraph Font"/>
     <w:uiPriority w:val="1"/>
+    <w:semiHidden/>
     <w:unhideWhenUsed/>
   </w:style>
   <w:style w:type="table" w:default="1" w:styleId="TableNormal">
@@ -5170,6 +5576,37 @@
       <w:u w:val="single"/>
     </w:rPr>
   </w:style>
+  <w:style w:type="paragraph" w:styleId="NoSpacing">
+    <w:name w:val="No Spacing"/>
+    <w:link w:val="NoSpacingChar"/>
+    <w:uiPriority w:val="1"/>
+    <w:qFormat/>
+    <w:rsid w:val="00D36B02"/>
+    <w:pPr>
+      <w:spacing w:after="0" w:line="240" w:lineRule="auto"/>
+    </w:pPr>
+    <w:rPr>
+      <w:rFonts w:asciiTheme="minorHAnsi" w:hAnsiTheme="minorHAnsi"/>
+      <w:kern w:val="0"/>
+      <w:sz w:val="22"/>
+      <w:lang w:eastAsia="en-US"/>
+      <w14:ligatures w14:val="none"/>
+    </w:rPr>
+  </w:style>
+  <w:style w:type="character" w:customStyle="1" w:styleId="NoSpacingChar">
+    <w:name w:val="No Spacing Char"/>
+    <w:basedOn w:val="DefaultParagraphFont"/>
+    <w:link w:val="NoSpacing"/>
+    <w:uiPriority w:val="1"/>
+    <w:rsid w:val="00D36B02"/>
+    <w:rPr>
+      <w:rFonts w:asciiTheme="minorHAnsi" w:hAnsiTheme="minorHAnsi"/>
+      <w:kern w:val="0"/>
+      <w:sz w:val="22"/>
+      <w:lang w:eastAsia="en-US"/>
+      <w14:ligatures w14:val="none"/>
+    </w:rPr>
+  </w:style>
 </w:styles>
 </file>
 

--- a/Lab1_DE190233_PhamQuocBao.docx
+++ b/Lab1_DE190233_PhamQuocBao.docx
@@ -175,7 +175,19 @@
         <w:rPr>
           <w:szCs w:val="24"/>
         </w:rPr>
-        <w:t>Ngày nộp: 14/05/2026</w:t>
+        <w:t>Ngày nộp: 1</w:t>
+      </w:r>
+      <w:r>
+        <w:rPr>
+          <w:szCs w:val="24"/>
+        </w:rPr>
+        <w:t>7</w:t>
+      </w:r>
+      <w:r>
+        <w:rPr>
+          <w:szCs w:val="24"/>
+        </w:rPr>
+        <w:t>/05/2026</w:t>
       </w:r>
     </w:p>
     <w:p>
@@ -302,7 +314,7 @@
           <w:pPr>
             <w:pStyle w:val="TOC1"/>
             <w:tabs>
-              <w:tab w:val="right" w:leader="dot" w:pos="9062"/>
+              <w:tab w:val="right" w:leader="dot" w:pos="8778"/>
             </w:tabs>
             <w:rPr>
               <w:rFonts w:asciiTheme="minorHAnsi" w:hAnsiTheme="minorHAnsi"/>
@@ -319,7 +331,7 @@
           <w:r>
             <w:fldChar w:fldCharType="separate"/>
           </w:r>
-          <w:hyperlink w:anchor="_Toc229672218" w:history="1">
+          <w:hyperlink w:anchor="_Toc229872898" w:history="1">
             <w:r>
               <w:rPr>
                 <w:rStyle w:val="Hyperlink"/>
@@ -348,7 +360,7 @@
                 <w:noProof/>
                 <w:webHidden/>
               </w:rPr>
-              <w:instrText xml:space="preserve"> PAGEREF _Toc229672218 \h </w:instrText>
+              <w:instrText xml:space="preserve"> PAGEREF _Toc229872898 \h </w:instrText>
             </w:r>
             <w:r>
               <w:rPr>
@@ -368,7 +380,7 @@
                 <w:noProof/>
                 <w:webHidden/>
               </w:rPr>
-              <w:t>3</w:t>
+              <w:t>2</w:t>
             </w:r>
             <w:r>
               <w:rPr>
@@ -383,7 +395,7 @@
           <w:pPr>
             <w:pStyle w:val="TOC2"/>
             <w:tabs>
-              <w:tab w:val="right" w:leader="dot" w:pos="9062"/>
+              <w:tab w:val="right" w:leader="dot" w:pos="8778"/>
             </w:tabs>
             <w:rPr>
               <w:rFonts w:asciiTheme="minorHAnsi" w:hAnsiTheme="minorHAnsi"/>
@@ -391,7 +403,7 @@
               <w:szCs w:val="24"/>
             </w:rPr>
           </w:pPr>
-          <w:hyperlink w:anchor="_Toc229672219" w:history="1">
+          <w:hyperlink w:anchor="_Toc229872899" w:history="1">
             <w:r>
               <w:rPr>
                 <w:rStyle w:val="Hyperlink"/>
@@ -420,7 +432,7 @@
                 <w:noProof/>
                 <w:webHidden/>
               </w:rPr>
-              <w:instrText xml:space="preserve"> PAGEREF _Toc229672219 \h </w:instrText>
+              <w:instrText xml:space="preserve"> PAGEREF _Toc229872899 \h </w:instrText>
             </w:r>
             <w:r>
               <w:rPr>
@@ -440,7 +452,7 @@
                 <w:noProof/>
                 <w:webHidden/>
               </w:rPr>
-              <w:t>3</w:t>
+              <w:t>2</w:t>
             </w:r>
             <w:r>
               <w:rPr>
@@ -455,7 +467,7 @@
           <w:pPr>
             <w:pStyle w:val="TOC2"/>
             <w:tabs>
-              <w:tab w:val="right" w:leader="dot" w:pos="9062"/>
+              <w:tab w:val="right" w:leader="dot" w:pos="8778"/>
             </w:tabs>
             <w:rPr>
               <w:rFonts w:asciiTheme="minorHAnsi" w:hAnsiTheme="minorHAnsi"/>
@@ -463,7 +475,7 @@
               <w:szCs w:val="24"/>
             </w:rPr>
           </w:pPr>
-          <w:hyperlink w:anchor="_Toc229672220" w:history="1">
+          <w:hyperlink w:anchor="_Toc229872900" w:history="1">
             <w:r>
               <w:rPr>
                 <w:rStyle w:val="Hyperlink"/>
@@ -492,7 +504,7 @@
                 <w:noProof/>
                 <w:webHidden/>
               </w:rPr>
-              <w:instrText xml:space="preserve"> PAGEREF _Toc229672220 \h </w:instrText>
+              <w:instrText xml:space="preserve"> PAGEREF _Toc229872900 \h </w:instrText>
             </w:r>
             <w:r>
               <w:rPr>
@@ -512,7 +524,7 @@
                 <w:noProof/>
                 <w:webHidden/>
               </w:rPr>
-              <w:t>3</w:t>
+              <w:t>2</w:t>
             </w:r>
             <w:r>
               <w:rPr>
@@ -527,7 +539,7 @@
           <w:pPr>
             <w:pStyle w:val="TOC2"/>
             <w:tabs>
-              <w:tab w:val="right" w:leader="dot" w:pos="9062"/>
+              <w:tab w:val="right" w:leader="dot" w:pos="8778"/>
             </w:tabs>
             <w:rPr>
               <w:rFonts w:asciiTheme="minorHAnsi" w:hAnsiTheme="minorHAnsi"/>
@@ -535,7 +547,7 @@
               <w:szCs w:val="24"/>
             </w:rPr>
           </w:pPr>
-          <w:hyperlink w:anchor="_Toc229672221" w:history="1">
+          <w:hyperlink w:anchor="_Toc229872901" w:history="1">
             <w:r>
               <w:rPr>
                 <w:rStyle w:val="Hyperlink"/>
@@ -564,7 +576,7 @@
                 <w:noProof/>
                 <w:webHidden/>
               </w:rPr>
-              <w:instrText xml:space="preserve"> PAGEREF _Toc229672221 \h </w:instrText>
+              <w:instrText xml:space="preserve"> PAGEREF _Toc229872901 \h </w:instrText>
             </w:r>
             <w:r>
               <w:rPr>
@@ -584,7 +596,7 @@
                 <w:noProof/>
                 <w:webHidden/>
               </w:rPr>
-              <w:t>3</w:t>
+              <w:t>2</w:t>
             </w:r>
             <w:r>
               <w:rPr>
@@ -599,7 +611,7 @@
           <w:pPr>
             <w:pStyle w:val="TOC1"/>
             <w:tabs>
-              <w:tab w:val="right" w:leader="dot" w:pos="9062"/>
+              <w:tab w:val="right" w:leader="dot" w:pos="8778"/>
             </w:tabs>
             <w:rPr>
               <w:rFonts w:asciiTheme="minorHAnsi" w:hAnsiTheme="minorHAnsi"/>
@@ -607,7 +619,7 @@
               <w:szCs w:val="24"/>
             </w:rPr>
           </w:pPr>
-          <w:hyperlink w:anchor="_Toc229672222" w:history="1">
+          <w:hyperlink w:anchor="_Toc229872902" w:history="1">
             <w:r>
               <w:rPr>
                 <w:rStyle w:val="Hyperlink"/>
@@ -636,7 +648,7 @@
                 <w:noProof/>
                 <w:webHidden/>
               </w:rPr>
-              <w:instrText xml:space="preserve"> PAGEREF _Toc229672222 \h </w:instrText>
+              <w:instrText xml:space="preserve"> PAGEREF _Toc229872902 \h </w:instrText>
             </w:r>
             <w:r>
               <w:rPr>
@@ -656,7 +668,7 @@
                 <w:noProof/>
                 <w:webHidden/>
               </w:rPr>
-              <w:t>3</w:t>
+              <w:t>2</w:t>
             </w:r>
             <w:r>
               <w:rPr>
@@ -671,7 +683,7 @@
           <w:pPr>
             <w:pStyle w:val="TOC2"/>
             <w:tabs>
-              <w:tab w:val="right" w:leader="dot" w:pos="9062"/>
+              <w:tab w:val="right" w:leader="dot" w:pos="8778"/>
             </w:tabs>
             <w:rPr>
               <w:rFonts w:asciiTheme="minorHAnsi" w:hAnsiTheme="minorHAnsi"/>
@@ -679,7 +691,7 @@
               <w:szCs w:val="24"/>
             </w:rPr>
           </w:pPr>
-          <w:hyperlink w:anchor="_Toc229672223" w:history="1">
+          <w:hyperlink w:anchor="_Toc229872903" w:history="1">
             <w:r>
               <w:rPr>
                 <w:rStyle w:val="Hyperlink"/>
@@ -708,7 +720,7 @@
                 <w:noProof/>
                 <w:webHidden/>
               </w:rPr>
-              <w:instrText xml:space="preserve"> PAGEREF _Toc229672223 \h </w:instrText>
+              <w:instrText xml:space="preserve"> PAGEREF _Toc229872903 \h </w:instrText>
             </w:r>
             <w:r>
               <w:rPr>
@@ -728,7 +740,7 @@
                 <w:noProof/>
                 <w:webHidden/>
               </w:rPr>
-              <w:t>3</w:t>
+              <w:t>2</w:t>
             </w:r>
             <w:r>
               <w:rPr>
@@ -743,7 +755,7 @@
           <w:pPr>
             <w:pStyle w:val="TOC2"/>
             <w:tabs>
-              <w:tab w:val="right" w:leader="dot" w:pos="9062"/>
+              <w:tab w:val="right" w:leader="dot" w:pos="8778"/>
             </w:tabs>
             <w:rPr>
               <w:rFonts w:asciiTheme="minorHAnsi" w:hAnsiTheme="minorHAnsi"/>
@@ -751,7 +763,7 @@
               <w:szCs w:val="24"/>
             </w:rPr>
           </w:pPr>
-          <w:hyperlink w:anchor="_Toc229672224" w:history="1">
+          <w:hyperlink w:anchor="_Toc229872904" w:history="1">
             <w:r>
               <w:rPr>
                 <w:rStyle w:val="Hyperlink"/>
@@ -780,7 +792,7 @@
                 <w:noProof/>
                 <w:webHidden/>
               </w:rPr>
-              <w:instrText xml:space="preserve"> PAGEREF _Toc229672224 \h </w:instrText>
+              <w:instrText xml:space="preserve"> PAGEREF _Toc229872904 \h </w:instrText>
             </w:r>
             <w:r>
               <w:rPr>
@@ -800,7 +812,7 @@
                 <w:noProof/>
                 <w:webHidden/>
               </w:rPr>
-              <w:t>3</w:t>
+              <w:t>2</w:t>
             </w:r>
             <w:r>
               <w:rPr>
@@ -815,7 +827,7 @@
           <w:pPr>
             <w:pStyle w:val="TOC2"/>
             <w:tabs>
-              <w:tab w:val="right" w:leader="dot" w:pos="9062"/>
+              <w:tab w:val="right" w:leader="dot" w:pos="8778"/>
             </w:tabs>
             <w:rPr>
               <w:rFonts w:asciiTheme="minorHAnsi" w:hAnsiTheme="minorHAnsi"/>
@@ -823,7 +835,7 @@
               <w:szCs w:val="24"/>
             </w:rPr>
           </w:pPr>
-          <w:hyperlink w:anchor="_Toc229672225" w:history="1">
+          <w:hyperlink w:anchor="_Toc229872905" w:history="1">
             <w:r>
               <w:rPr>
                 <w:rStyle w:val="Hyperlink"/>
@@ -852,7 +864,7 @@
                 <w:noProof/>
                 <w:webHidden/>
               </w:rPr>
-              <w:instrText xml:space="preserve"> PAGEREF _Toc229672225 \h </w:instrText>
+              <w:instrText xml:space="preserve"> PAGEREF _Toc229872905 \h </w:instrText>
             </w:r>
             <w:r>
               <w:rPr>
@@ -872,7 +884,7 @@
                 <w:noProof/>
                 <w:webHidden/>
               </w:rPr>
-              <w:t>3</w:t>
+              <w:t>2</w:t>
             </w:r>
             <w:r>
               <w:rPr>
@@ -887,7 +899,7 @@
           <w:pPr>
             <w:pStyle w:val="TOC2"/>
             <w:tabs>
-              <w:tab w:val="right" w:leader="dot" w:pos="9062"/>
+              <w:tab w:val="right" w:leader="dot" w:pos="8778"/>
             </w:tabs>
             <w:rPr>
               <w:rFonts w:asciiTheme="minorHAnsi" w:hAnsiTheme="minorHAnsi"/>
@@ -895,7 +907,7 @@
               <w:szCs w:val="24"/>
             </w:rPr>
           </w:pPr>
-          <w:hyperlink w:anchor="_Toc229672226" w:history="1">
+          <w:hyperlink w:anchor="_Toc229872906" w:history="1">
             <w:r>
               <w:rPr>
                 <w:rStyle w:val="Hyperlink"/>
@@ -924,7 +936,7 @@
                 <w:noProof/>
                 <w:webHidden/>
               </w:rPr>
-              <w:instrText xml:space="preserve"> PAGEREF _Toc229672226 \h </w:instrText>
+              <w:instrText xml:space="preserve"> PAGEREF _Toc229872906 \h </w:instrText>
             </w:r>
             <w:r>
               <w:rPr>
@@ -944,7 +956,7 @@
                 <w:noProof/>
                 <w:webHidden/>
               </w:rPr>
-              <w:t>4</w:t>
+              <w:t>3</w:t>
             </w:r>
             <w:r>
               <w:rPr>
@@ -959,7 +971,7 @@
           <w:pPr>
             <w:pStyle w:val="TOC2"/>
             <w:tabs>
-              <w:tab w:val="right" w:leader="dot" w:pos="9062"/>
+              <w:tab w:val="right" w:leader="dot" w:pos="8778"/>
             </w:tabs>
             <w:rPr>
               <w:rFonts w:asciiTheme="minorHAnsi" w:hAnsiTheme="minorHAnsi"/>
@@ -967,7 +979,7 @@
               <w:szCs w:val="24"/>
             </w:rPr>
           </w:pPr>
-          <w:hyperlink w:anchor="_Toc229672227" w:history="1">
+          <w:hyperlink w:anchor="_Toc229872907" w:history="1">
             <w:r>
               <w:rPr>
                 <w:rStyle w:val="Hyperlink"/>
@@ -996,7 +1008,7 @@
                 <w:noProof/>
                 <w:webHidden/>
               </w:rPr>
-              <w:instrText xml:space="preserve"> PAGEREF _Toc229672227 \h </w:instrText>
+              <w:instrText xml:space="preserve"> PAGEREF _Toc229872907 \h </w:instrText>
             </w:r>
             <w:r>
               <w:rPr>
@@ -1016,7 +1028,7 @@
                 <w:noProof/>
                 <w:webHidden/>
               </w:rPr>
-              <w:t>4</w:t>
+              <w:t>3</w:t>
             </w:r>
             <w:r>
               <w:rPr>
@@ -1031,7 +1043,7 @@
           <w:pPr>
             <w:pStyle w:val="TOC1"/>
             <w:tabs>
-              <w:tab w:val="right" w:leader="dot" w:pos="9062"/>
+              <w:tab w:val="right" w:leader="dot" w:pos="8778"/>
             </w:tabs>
             <w:rPr>
               <w:rFonts w:asciiTheme="minorHAnsi" w:hAnsiTheme="minorHAnsi"/>
@@ -1039,7 +1051,7 @@
               <w:szCs w:val="24"/>
             </w:rPr>
           </w:pPr>
-          <w:hyperlink w:anchor="_Toc229672228" w:history="1">
+          <w:hyperlink w:anchor="_Toc229872908" w:history="1">
             <w:r>
               <w:rPr>
                 <w:rStyle w:val="Hyperlink"/>
@@ -1068,7 +1080,7 @@
                 <w:noProof/>
                 <w:webHidden/>
               </w:rPr>
-              <w:instrText xml:space="preserve"> PAGEREF _Toc229672228 \h </w:instrText>
+              <w:instrText xml:space="preserve"> PAGEREF _Toc229872908 \h </w:instrText>
             </w:r>
             <w:r>
               <w:rPr>
@@ -1088,7 +1100,7 @@
                 <w:noProof/>
                 <w:webHidden/>
               </w:rPr>
-              <w:t>4</w:t>
+              <w:t>3</w:t>
             </w:r>
             <w:r>
               <w:rPr>
@@ -1103,7 +1115,7 @@
           <w:pPr>
             <w:pStyle w:val="TOC2"/>
             <w:tabs>
-              <w:tab w:val="right" w:leader="dot" w:pos="9062"/>
+              <w:tab w:val="right" w:leader="dot" w:pos="8778"/>
             </w:tabs>
             <w:rPr>
               <w:rFonts w:asciiTheme="minorHAnsi" w:hAnsiTheme="minorHAnsi"/>
@@ -1111,7 +1123,7 @@
               <w:szCs w:val="24"/>
             </w:rPr>
           </w:pPr>
-          <w:hyperlink w:anchor="_Toc229672229" w:history="1">
+          <w:hyperlink w:anchor="_Toc229872909" w:history="1">
             <w:r>
               <w:rPr>
                 <w:rStyle w:val="Hyperlink"/>
@@ -1140,7 +1152,7 @@
                 <w:noProof/>
                 <w:webHidden/>
               </w:rPr>
-              <w:instrText xml:space="preserve"> PAGEREF _Toc229672229 \h </w:instrText>
+              <w:instrText xml:space="preserve"> PAGEREF _Toc229872909 \h </w:instrText>
             </w:r>
             <w:r>
               <w:rPr>
@@ -1160,7 +1172,7 @@
                 <w:noProof/>
                 <w:webHidden/>
               </w:rPr>
-              <w:t>4</w:t>
+              <w:t>3</w:t>
             </w:r>
             <w:r>
               <w:rPr>
@@ -1175,7 +1187,7 @@
           <w:pPr>
             <w:pStyle w:val="TOC2"/>
             <w:tabs>
-              <w:tab w:val="right" w:leader="dot" w:pos="9062"/>
+              <w:tab w:val="right" w:leader="dot" w:pos="8778"/>
             </w:tabs>
             <w:rPr>
               <w:rFonts w:asciiTheme="minorHAnsi" w:hAnsiTheme="minorHAnsi"/>
@@ -1183,7 +1195,7 @@
               <w:szCs w:val="24"/>
             </w:rPr>
           </w:pPr>
-          <w:hyperlink w:anchor="_Toc229672230" w:history="1">
+          <w:hyperlink w:anchor="_Toc229872910" w:history="1">
             <w:r>
               <w:rPr>
                 <w:rStyle w:val="Hyperlink"/>
@@ -1212,7 +1224,7 @@
                 <w:noProof/>
                 <w:webHidden/>
               </w:rPr>
-              <w:instrText xml:space="preserve"> PAGEREF _Toc229672230 \h </w:instrText>
+              <w:instrText xml:space="preserve"> PAGEREF _Toc229872910 \h </w:instrText>
             </w:r>
             <w:r>
               <w:rPr>
@@ -1232,7 +1244,7 @@
                 <w:noProof/>
                 <w:webHidden/>
               </w:rPr>
-              <w:t>4</w:t>
+              <w:t>3</w:t>
             </w:r>
             <w:r>
               <w:rPr>
@@ -1247,7 +1259,7 @@
           <w:pPr>
             <w:pStyle w:val="TOC2"/>
             <w:tabs>
-              <w:tab w:val="right" w:leader="dot" w:pos="9062"/>
+              <w:tab w:val="right" w:leader="dot" w:pos="8778"/>
             </w:tabs>
             <w:rPr>
               <w:rFonts w:asciiTheme="minorHAnsi" w:hAnsiTheme="minorHAnsi"/>
@@ -1255,7 +1267,7 @@
               <w:szCs w:val="24"/>
             </w:rPr>
           </w:pPr>
-          <w:hyperlink w:anchor="_Toc229672231" w:history="1">
+          <w:hyperlink w:anchor="_Toc229872911" w:history="1">
             <w:r>
               <w:rPr>
                 <w:rStyle w:val="Hyperlink"/>
@@ -1284,7 +1296,7 @@
                 <w:noProof/>
                 <w:webHidden/>
               </w:rPr>
-              <w:instrText xml:space="preserve"> PAGEREF _Toc229672231 \h </w:instrText>
+              <w:instrText xml:space="preserve"> PAGEREF _Toc229872911 \h </w:instrText>
             </w:r>
             <w:r>
               <w:rPr>
@@ -1304,7 +1316,7 @@
                 <w:noProof/>
                 <w:webHidden/>
               </w:rPr>
-              <w:t>4</w:t>
+              <w:t>3</w:t>
             </w:r>
             <w:r>
               <w:rPr>
@@ -1319,7 +1331,7 @@
           <w:pPr>
             <w:pStyle w:val="TOC1"/>
             <w:tabs>
-              <w:tab w:val="right" w:leader="dot" w:pos="9062"/>
+              <w:tab w:val="right" w:leader="dot" w:pos="8778"/>
             </w:tabs>
             <w:rPr>
               <w:rFonts w:asciiTheme="minorHAnsi" w:hAnsiTheme="minorHAnsi"/>
@@ -1327,7 +1339,7 @@
               <w:szCs w:val="24"/>
             </w:rPr>
           </w:pPr>
-          <w:hyperlink w:anchor="_Toc229672232" w:history="1">
+          <w:hyperlink w:anchor="_Toc229872912" w:history="1">
             <w:r>
               <w:rPr>
                 <w:rStyle w:val="Hyperlink"/>
@@ -1356,7 +1368,7 @@
                 <w:noProof/>
                 <w:webHidden/>
               </w:rPr>
-              <w:instrText xml:space="preserve"> PAGEREF _Toc229672232 \h </w:instrText>
+              <w:instrText xml:space="preserve"> PAGEREF _Toc229872912 \h </w:instrText>
             </w:r>
             <w:r>
               <w:rPr>
@@ -1376,7 +1388,7 @@
                 <w:noProof/>
                 <w:webHidden/>
               </w:rPr>
-              <w:t>4</w:t>
+              <w:t>3</w:t>
             </w:r>
             <w:r>
               <w:rPr>
@@ -1391,7 +1403,7 @@
           <w:pPr>
             <w:pStyle w:val="TOC2"/>
             <w:tabs>
-              <w:tab w:val="right" w:leader="dot" w:pos="9062"/>
+              <w:tab w:val="right" w:leader="dot" w:pos="8778"/>
             </w:tabs>
             <w:rPr>
               <w:rFonts w:asciiTheme="minorHAnsi" w:hAnsiTheme="minorHAnsi"/>
@@ -1399,7 +1411,7 @@
               <w:szCs w:val="24"/>
             </w:rPr>
           </w:pPr>
-          <w:hyperlink w:anchor="_Toc229672233" w:history="1">
+          <w:hyperlink w:anchor="_Toc229872913" w:history="1">
             <w:r>
               <w:rPr>
                 <w:rStyle w:val="Hyperlink"/>
@@ -1428,7 +1440,7 @@
                 <w:noProof/>
                 <w:webHidden/>
               </w:rPr>
-              <w:instrText xml:space="preserve"> PAGEREF _Toc229672233 \h </w:instrText>
+              <w:instrText xml:space="preserve"> PAGEREF _Toc229872913 \h </w:instrText>
             </w:r>
             <w:r>
               <w:rPr>
@@ -1448,7 +1460,7 @@
                 <w:noProof/>
                 <w:webHidden/>
               </w:rPr>
-              <w:t>4</w:t>
+              <w:t>3</w:t>
             </w:r>
             <w:r>
               <w:rPr>
@@ -1463,7 +1475,7 @@
           <w:pPr>
             <w:pStyle w:val="TOC2"/>
             <w:tabs>
-              <w:tab w:val="right" w:leader="dot" w:pos="9062"/>
+              <w:tab w:val="right" w:leader="dot" w:pos="8778"/>
             </w:tabs>
             <w:rPr>
               <w:rFonts w:asciiTheme="minorHAnsi" w:hAnsiTheme="minorHAnsi"/>
@@ -1471,7 +1483,7 @@
               <w:szCs w:val="24"/>
             </w:rPr>
           </w:pPr>
-          <w:hyperlink w:anchor="_Toc229672234" w:history="1">
+          <w:hyperlink w:anchor="_Toc229872914" w:history="1">
             <w:r>
               <w:rPr>
                 <w:rStyle w:val="Hyperlink"/>
@@ -1500,7 +1512,7 @@
                 <w:noProof/>
                 <w:webHidden/>
               </w:rPr>
-              <w:instrText xml:space="preserve"> PAGEREF _Toc229672234 \h </w:instrText>
+              <w:instrText xml:space="preserve"> PAGEREF _Toc229872914 \h </w:instrText>
             </w:r>
             <w:r>
               <w:rPr>
@@ -1520,7 +1532,7 @@
                 <w:noProof/>
                 <w:webHidden/>
               </w:rPr>
-              <w:t>5</w:t>
+              <w:t>4</w:t>
             </w:r>
             <w:r>
               <w:rPr>
@@ -1535,7 +1547,7 @@
           <w:pPr>
             <w:pStyle w:val="TOC2"/>
             <w:tabs>
-              <w:tab w:val="right" w:leader="dot" w:pos="9062"/>
+              <w:tab w:val="right" w:leader="dot" w:pos="8778"/>
             </w:tabs>
             <w:rPr>
               <w:rFonts w:asciiTheme="minorHAnsi" w:hAnsiTheme="minorHAnsi"/>
@@ -1543,7 +1555,7 @@
               <w:szCs w:val="24"/>
             </w:rPr>
           </w:pPr>
-          <w:hyperlink w:anchor="_Toc229672235" w:history="1">
+          <w:hyperlink w:anchor="_Toc229872915" w:history="1">
             <w:r>
               <w:rPr>
                 <w:rStyle w:val="Hyperlink"/>
@@ -1572,7 +1584,7 @@
                 <w:noProof/>
                 <w:webHidden/>
               </w:rPr>
-              <w:instrText xml:space="preserve"> PAGEREF _Toc229672235 \h </w:instrText>
+              <w:instrText xml:space="preserve"> PAGEREF _Toc229872915 \h </w:instrText>
             </w:r>
             <w:r>
               <w:rPr>
@@ -1592,7 +1604,7 @@
                 <w:noProof/>
                 <w:webHidden/>
               </w:rPr>
-              <w:t>5</w:t>
+              <w:t>4</w:t>
             </w:r>
             <w:r>
               <w:rPr>
@@ -1605,9 +1617,9 @@
         </w:p>
         <w:p>
           <w:pPr>
-            <w:pStyle w:val="TOC2"/>
+            <w:pStyle w:val="TOC1"/>
             <w:tabs>
-              <w:tab w:val="right" w:leader="dot" w:pos="9062"/>
+              <w:tab w:val="right" w:leader="dot" w:pos="8778"/>
             </w:tabs>
             <w:rPr>
               <w:rFonts w:asciiTheme="minorHAnsi" w:hAnsiTheme="minorHAnsi"/>
@@ -1615,13 +1627,15 @@
               <w:szCs w:val="24"/>
             </w:rPr>
           </w:pPr>
-          <w:hyperlink w:anchor="_Toc229672236" w:history="1">
+          <w:hyperlink w:anchor="_Toc229872916" w:history="1">
             <w:r>
               <w:rPr>
                 <w:rStyle w:val="Hyperlink"/>
-                <w:noProof/>
-              </w:rPr>
-              <w:t>Phần trả lời theo phong cách kể chuyện giúp em dễ hình dung công việc hằng ngày của test manager. Tuy nhiên một số hoạt động như monitoring &amp; control còn hơi ngắn, em đã yêu cầu bổ sung artifact để nội dung đầy đủ hơn.</w:t>
+                <w:b/>
+                <w:bCs/>
+                <w:noProof/>
+              </w:rPr>
+              <w:t>Nhiệm vụ 5 — Essential skills của tester</w:t>
             </w:r>
             <w:r>
               <w:rPr>
@@ -1642,7 +1656,7 @@
                 <w:noProof/>
                 <w:webHidden/>
               </w:rPr>
-              <w:instrText xml:space="preserve"> PAGEREF _Toc229672236 \h </w:instrText>
+              <w:instrText xml:space="preserve"> PAGEREF _Toc229872916 \h </w:instrText>
             </w:r>
             <w:r>
               <w:rPr>
@@ -1662,7 +1676,7 @@
                 <w:noProof/>
                 <w:webHidden/>
               </w:rPr>
-              <w:t>5</w:t>
+              <w:t>4</w:t>
             </w:r>
             <w:r>
               <w:rPr>
@@ -1675,9 +1689,9 @@
         </w:p>
         <w:p>
           <w:pPr>
-            <w:pStyle w:val="TOC1"/>
+            <w:pStyle w:val="TOC2"/>
             <w:tabs>
-              <w:tab w:val="right" w:leader="dot" w:pos="9062"/>
+              <w:tab w:val="right" w:leader="dot" w:pos="8778"/>
             </w:tabs>
             <w:rPr>
               <w:rFonts w:asciiTheme="minorHAnsi" w:hAnsiTheme="minorHAnsi"/>
@@ -1685,7 +1699,7 @@
               <w:szCs w:val="24"/>
             </w:rPr>
           </w:pPr>
-          <w:hyperlink w:anchor="_Toc229672237" w:history="1">
+          <w:hyperlink w:anchor="_Toc229872917" w:history="1">
             <w:r>
               <w:rPr>
                 <w:rStyle w:val="Hyperlink"/>
@@ -1693,7 +1707,7 @@
                 <w:bCs/>
                 <w:noProof/>
               </w:rPr>
-              <w:t>Nhiệm vụ 5 — Essential skills của tester</w:t>
+              <w:t>Prompt (R-C-T-F-E):</w:t>
             </w:r>
             <w:r>
               <w:rPr>
@@ -1714,7 +1728,7 @@
                 <w:noProof/>
                 <w:webHidden/>
               </w:rPr>
-              <w:instrText xml:space="preserve"> PAGEREF _Toc229672237 \h </w:instrText>
+              <w:instrText xml:space="preserve"> PAGEREF _Toc229872917 \h </w:instrText>
             </w:r>
             <w:r>
               <w:rPr>
@@ -1734,7 +1748,7 @@
                 <w:noProof/>
                 <w:webHidden/>
               </w:rPr>
-              <w:t>5</w:t>
+              <w:t>4</w:t>
             </w:r>
             <w:r>
               <w:rPr>
@@ -1749,7 +1763,7 @@
           <w:pPr>
             <w:pStyle w:val="TOC2"/>
             <w:tabs>
-              <w:tab w:val="right" w:leader="dot" w:pos="9062"/>
+              <w:tab w:val="right" w:leader="dot" w:pos="8778"/>
             </w:tabs>
             <w:rPr>
               <w:rFonts w:asciiTheme="minorHAnsi" w:hAnsiTheme="minorHAnsi"/>
@@ -1757,7 +1771,7 @@
               <w:szCs w:val="24"/>
             </w:rPr>
           </w:pPr>
-          <w:hyperlink w:anchor="_Toc229672238" w:history="1">
+          <w:hyperlink w:anchor="_Toc229872918" w:history="1">
             <w:r>
               <w:rPr>
                 <w:rStyle w:val="Hyperlink"/>
@@ -1765,7 +1779,7 @@
                 <w:bCs/>
                 <w:noProof/>
               </w:rPr>
-              <w:t>Prompt (R-C-T-F-E):</w:t>
+              <w:t>Câu trả lời AI:</w:t>
             </w:r>
             <w:r>
               <w:rPr>
@@ -1786,7 +1800,7 @@
                 <w:noProof/>
                 <w:webHidden/>
               </w:rPr>
-              <w:instrText xml:space="preserve"> PAGEREF _Toc229672238 \h </w:instrText>
+              <w:instrText xml:space="preserve"> PAGEREF _Toc229872918 \h </w:instrText>
             </w:r>
             <w:r>
               <w:rPr>
@@ -1806,7 +1820,7 @@
                 <w:noProof/>
                 <w:webHidden/>
               </w:rPr>
-              <w:t>5</w:t>
+              <w:t>4</w:t>
             </w:r>
             <w:r>
               <w:rPr>
@@ -1821,7 +1835,7 @@
           <w:pPr>
             <w:pStyle w:val="TOC2"/>
             <w:tabs>
-              <w:tab w:val="right" w:leader="dot" w:pos="9062"/>
+              <w:tab w:val="right" w:leader="dot" w:pos="8778"/>
             </w:tabs>
             <w:rPr>
               <w:rFonts w:asciiTheme="minorHAnsi" w:hAnsiTheme="minorHAnsi"/>
@@ -1829,7 +1843,7 @@
               <w:szCs w:val="24"/>
             </w:rPr>
           </w:pPr>
-          <w:hyperlink w:anchor="_Toc229672239" w:history="1">
+          <w:hyperlink w:anchor="_Toc229872919" w:history="1">
             <w:r>
               <w:rPr>
                 <w:rStyle w:val="Hyperlink"/>
@@ -1837,7 +1851,7 @@
                 <w:bCs/>
                 <w:noProof/>
               </w:rPr>
-              <w:t>Câu trả lời AI:</w:t>
+              <w:t>Nhận xét cá nhân:</w:t>
             </w:r>
             <w:r>
               <w:rPr>
@@ -1858,7 +1872,7 @@
                 <w:noProof/>
                 <w:webHidden/>
               </w:rPr>
-              <w:instrText xml:space="preserve"> PAGEREF _Toc229672239 \h </w:instrText>
+              <w:instrText xml:space="preserve"> PAGEREF _Toc229872919 \h </w:instrText>
             </w:r>
             <w:r>
               <w:rPr>
@@ -1878,7 +1892,7 @@
                 <w:noProof/>
                 <w:webHidden/>
               </w:rPr>
-              <w:t>5</w:t>
+              <w:t>4</w:t>
             </w:r>
             <w:r>
               <w:rPr>
@@ -1893,7 +1907,7 @@
           <w:pPr>
             <w:pStyle w:val="TOC2"/>
             <w:tabs>
-              <w:tab w:val="right" w:leader="dot" w:pos="9062"/>
+              <w:tab w:val="right" w:leader="dot" w:pos="8778"/>
             </w:tabs>
             <w:rPr>
               <w:rFonts w:asciiTheme="minorHAnsi" w:hAnsiTheme="minorHAnsi"/>
@@ -1901,7 +1915,7 @@
               <w:szCs w:val="24"/>
             </w:rPr>
           </w:pPr>
-          <w:hyperlink w:anchor="_Toc229672240" w:history="1">
+          <w:hyperlink w:anchor="_Toc229872920" w:history="1">
             <w:r>
               <w:rPr>
                 <w:rStyle w:val="Hyperlink"/>
@@ -1909,7 +1923,7 @@
                 <w:bCs/>
                 <w:noProof/>
               </w:rPr>
-              <w:t>Nhận xét cá nhân:</w:t>
+              <w:t>Tổng kết kỹ năng:</w:t>
             </w:r>
             <w:r>
               <w:rPr>
@@ -1930,7 +1944,7 @@
                 <w:noProof/>
                 <w:webHidden/>
               </w:rPr>
-              <w:instrText xml:space="preserve"> PAGEREF _Toc229672240 \h </w:instrText>
+              <w:instrText xml:space="preserve"> PAGEREF _Toc229872920 \h </w:instrText>
             </w:r>
             <w:r>
               <w:rPr>
@@ -1950,7 +1964,7 @@
                 <w:noProof/>
                 <w:webHidden/>
               </w:rPr>
-              <w:t>5</w:t>
+              <w:t>4</w:t>
             </w:r>
             <w:r>
               <w:rPr>
@@ -1963,9 +1977,9 @@
         </w:p>
         <w:p>
           <w:pPr>
-            <w:pStyle w:val="TOC2"/>
+            <w:pStyle w:val="TOC1"/>
             <w:tabs>
-              <w:tab w:val="right" w:leader="dot" w:pos="9062"/>
+              <w:tab w:val="right" w:leader="dot" w:pos="8778"/>
             </w:tabs>
             <w:rPr>
               <w:rFonts w:asciiTheme="minorHAnsi" w:hAnsiTheme="minorHAnsi"/>
@@ -1973,13 +1987,15 @@
               <w:szCs w:val="24"/>
             </w:rPr>
           </w:pPr>
-          <w:hyperlink w:anchor="_Toc229672241" w:history="1">
+          <w:hyperlink w:anchor="_Toc229872921" w:history="1">
             <w:r>
               <w:rPr>
                 <w:rStyle w:val="Hyperlink"/>
-                <w:noProof/>
-              </w:rPr>
-              <w:t>Các kỹ năng được liệt kê đúng trọng tâm, nhưng ban đầu hơi ngắn. Sau khi em chỉnh prompt để yêu cầu ví dụ cụ thể, câu trả lời trở nên sinh động hơn, dễ liên hệ với thực tế công việc.</w:t>
+                <w:b/>
+                <w:bCs/>
+                <w:noProof/>
+              </w:rPr>
+              <w:t>Kết luận (≥150 từ)</w:t>
             </w:r>
             <w:r>
               <w:rPr>
@@ -2000,7 +2016,7 @@
                 <w:noProof/>
                 <w:webHidden/>
               </w:rPr>
-              <w:instrText xml:space="preserve"> PAGEREF _Toc229672241 \h </w:instrText>
+              <w:instrText xml:space="preserve"> PAGEREF _Toc229872921 \h </w:instrText>
             </w:r>
             <w:r>
               <w:rPr>
@@ -2033,9 +2049,9 @@
         </w:p>
         <w:p>
           <w:pPr>
-            <w:pStyle w:val="TOC2"/>
+            <w:pStyle w:val="TOC1"/>
             <w:tabs>
-              <w:tab w:val="right" w:leader="dot" w:pos="9062"/>
+              <w:tab w:val="right" w:leader="dot" w:pos="8778"/>
             </w:tabs>
             <w:rPr>
               <w:rFonts w:asciiTheme="minorHAnsi" w:hAnsiTheme="minorHAnsi"/>
@@ -2043,7 +2059,7 @@
               <w:szCs w:val="24"/>
             </w:rPr>
           </w:pPr>
-          <w:hyperlink w:anchor="_Toc229672242" w:history="1">
+          <w:hyperlink w:anchor="_Toc229872922" w:history="1">
             <w:r>
               <w:rPr>
                 <w:rStyle w:val="Hyperlink"/>
@@ -2051,7 +2067,7 @@
                 <w:bCs/>
                 <w:noProof/>
               </w:rPr>
-              <w:t>Tổng kết kỹ năng:</w:t>
+              <w:t>Tài liệu tham khảo</w:t>
             </w:r>
             <w:r>
               <w:rPr>
@@ -2072,7 +2088,7 @@
                 <w:noProof/>
                 <w:webHidden/>
               </w:rPr>
-              <w:instrText xml:space="preserve"> PAGEREF _Toc229672242 \h </w:instrText>
+              <w:instrText xml:space="preserve"> PAGEREF _Toc229872922 \h </w:instrText>
             </w:r>
             <w:r>
               <w:rPr>
@@ -2093,150 +2109,6 @@
                 <w:webHidden/>
               </w:rPr>
               <w:t>5</w:t>
-            </w:r>
-            <w:r>
-              <w:rPr>
-                <w:noProof/>
-                <w:webHidden/>
-              </w:rPr>
-              <w:fldChar w:fldCharType="end"/>
-            </w:r>
-          </w:hyperlink>
-        </w:p>
-        <w:p>
-          <w:pPr>
-            <w:pStyle w:val="TOC1"/>
-            <w:tabs>
-              <w:tab w:val="right" w:leader="dot" w:pos="9062"/>
-            </w:tabs>
-            <w:rPr>
-              <w:rFonts w:asciiTheme="minorHAnsi" w:hAnsiTheme="minorHAnsi"/>
-              <w:noProof/>
-              <w:szCs w:val="24"/>
-            </w:rPr>
-          </w:pPr>
-          <w:hyperlink w:anchor="_Toc229672243" w:history="1">
-            <w:r>
-              <w:rPr>
-                <w:rStyle w:val="Hyperlink"/>
-                <w:b/>
-                <w:bCs/>
-                <w:noProof/>
-              </w:rPr>
-              <w:t>Kết luận (≥150 từ)</w:t>
-            </w:r>
-            <w:r>
-              <w:rPr>
-                <w:noProof/>
-                <w:webHidden/>
-              </w:rPr>
-              <w:tab/>
-            </w:r>
-            <w:r>
-              <w:rPr>
-                <w:noProof/>
-                <w:webHidden/>
-              </w:rPr>
-              <w:fldChar w:fldCharType="begin"/>
-            </w:r>
-            <w:r>
-              <w:rPr>
-                <w:noProof/>
-                <w:webHidden/>
-              </w:rPr>
-              <w:instrText xml:space="preserve"> PAGEREF _Toc229672243 \h </w:instrText>
-            </w:r>
-            <w:r>
-              <w:rPr>
-                <w:noProof/>
-                <w:webHidden/>
-              </w:rPr>
-            </w:r>
-            <w:r>
-              <w:rPr>
-                <w:noProof/>
-                <w:webHidden/>
-              </w:rPr>
-              <w:fldChar w:fldCharType="separate"/>
-            </w:r>
-            <w:r>
-              <w:rPr>
-                <w:noProof/>
-                <w:webHidden/>
-              </w:rPr>
-              <w:t>6</w:t>
-            </w:r>
-            <w:r>
-              <w:rPr>
-                <w:noProof/>
-                <w:webHidden/>
-              </w:rPr>
-              <w:fldChar w:fldCharType="end"/>
-            </w:r>
-          </w:hyperlink>
-        </w:p>
-        <w:p>
-          <w:pPr>
-            <w:pStyle w:val="TOC1"/>
-            <w:tabs>
-              <w:tab w:val="right" w:leader="dot" w:pos="9062"/>
-            </w:tabs>
-            <w:rPr>
-              <w:rFonts w:asciiTheme="minorHAnsi" w:hAnsiTheme="minorHAnsi"/>
-              <w:noProof/>
-              <w:szCs w:val="24"/>
-            </w:rPr>
-          </w:pPr>
-          <w:hyperlink w:anchor="_Toc229672244" w:history="1">
-            <w:r>
-              <w:rPr>
-                <w:rStyle w:val="Hyperlink"/>
-                <w:b/>
-                <w:bCs/>
-                <w:noProof/>
-              </w:rPr>
-              <w:t>Tài liệu tham khảo</w:t>
-            </w:r>
-            <w:r>
-              <w:rPr>
-                <w:noProof/>
-                <w:webHidden/>
-              </w:rPr>
-              <w:tab/>
-            </w:r>
-            <w:r>
-              <w:rPr>
-                <w:noProof/>
-                <w:webHidden/>
-              </w:rPr>
-              <w:fldChar w:fldCharType="begin"/>
-            </w:r>
-            <w:r>
-              <w:rPr>
-                <w:noProof/>
-                <w:webHidden/>
-              </w:rPr>
-              <w:instrText xml:space="preserve"> PAGEREF _Toc229672244 \h </w:instrText>
-            </w:r>
-            <w:r>
-              <w:rPr>
-                <w:noProof/>
-                <w:webHidden/>
-              </w:rPr>
-            </w:r>
-            <w:r>
-              <w:rPr>
-                <w:noProof/>
-                <w:webHidden/>
-              </w:rPr>
-              <w:fldChar w:fldCharType="separate"/>
-            </w:r>
-            <w:r>
-              <w:rPr>
-                <w:noProof/>
-                <w:webHidden/>
-              </w:rPr>
-              <w:t>6</w:t>
             </w:r>
             <w:r>
               <w:rPr>
@@ -2270,7 +2142,17 @@
       <w:bookmarkStart w:id="0" w:name="_Toc229667868"/>
       <w:bookmarkStart w:id="1" w:name="_Toc229667928"/>
       <w:bookmarkStart w:id="2" w:name="_Toc229668562"/>
-      <w:bookmarkStart w:id="3" w:name="_Toc229672218"/>
+      <w:bookmarkStart w:id="3" w:name="_Toc229872898"/>
+    </w:p>
+    <w:p/>
+    <w:p>
+      <w:pPr>
+        <w:pStyle w:val="Heading1"/>
+        <w:rPr>
+          <w:b/>
+          <w:bCs/>
+        </w:rPr>
+      </w:pPr>
       <w:r>
         <w:rPr>
           <w:b/>
@@ -2294,7 +2176,7 @@
       </w:pPr>
       <w:bookmarkStart w:id="4" w:name="_Toc229667929"/>
       <w:bookmarkStart w:id="5" w:name="_Toc229668563"/>
-      <w:bookmarkStart w:id="6" w:name="_Toc229672219"/>
+      <w:bookmarkStart w:id="6" w:name="_Toc229872899"/>
       <w:r>
         <w:rPr>
           <w:b/>
@@ -2321,7 +2203,7 @@
       </w:pPr>
       <w:bookmarkStart w:id="7" w:name="_Toc229667930"/>
       <w:bookmarkStart w:id="8" w:name="_Toc229668564"/>
-      <w:bookmarkStart w:id="9" w:name="_Toc229672220"/>
+      <w:bookmarkStart w:id="9" w:name="_Toc229872900"/>
       <w:r>
         <w:rPr>
           <w:b/>
@@ -2612,7 +2494,7 @@
       </w:pPr>
       <w:bookmarkStart w:id="10" w:name="_Toc229667931"/>
       <w:bookmarkStart w:id="11" w:name="_Toc229668565"/>
-      <w:bookmarkStart w:id="12" w:name="_Toc229672221"/>
+      <w:bookmarkStart w:id="12" w:name="_Toc229872901"/>
       <w:r>
         <w:rPr>
           <w:b/>
@@ -2646,7 +2528,7 @@
       <w:bookmarkStart w:id="13" w:name="_Toc229667869"/>
       <w:bookmarkStart w:id="14" w:name="_Toc229667932"/>
       <w:bookmarkStart w:id="15" w:name="_Toc229668566"/>
-      <w:bookmarkStart w:id="16" w:name="_Toc229672222"/>
+      <w:bookmarkStart w:id="16" w:name="_Toc229872902"/>
       <w:r>
         <w:rPr>
           <w:b/>
@@ -2668,7 +2550,7 @@
         </w:rPr>
       </w:pPr>
       <w:bookmarkStart w:id="17" w:name="_Toc229668567"/>
-      <w:bookmarkStart w:id="18" w:name="_Toc229672223"/>
+      <w:bookmarkStart w:id="18" w:name="_Toc229872903"/>
       <w:r>
         <w:rPr>
           <w:b/>
@@ -2696,7 +2578,7 @@
         </w:rPr>
       </w:pPr>
       <w:bookmarkStart w:id="19" w:name="_Toc229668568"/>
-      <w:bookmarkStart w:id="20" w:name="_Toc229672224"/>
+      <w:bookmarkStart w:id="20" w:name="_Toc229872904"/>
       <w:r>
         <w:rPr>
           <w:b/>
@@ -2781,7 +2663,7 @@
         </w:rPr>
       </w:pPr>
       <w:bookmarkStart w:id="21" w:name="_Toc229668569"/>
-      <w:bookmarkStart w:id="22" w:name="_Toc229672225"/>
+      <w:bookmarkStart w:id="22" w:name="_Toc229872905"/>
       <w:r>
         <w:rPr>
           <w:b/>
@@ -2809,7 +2691,7 @@
         </w:rPr>
       </w:pPr>
       <w:bookmarkStart w:id="23" w:name="_Toc229668570"/>
-      <w:bookmarkStart w:id="24" w:name="_Toc229672226"/>
+      <w:bookmarkStart w:id="24" w:name="_Toc229872906"/>
       <w:r>
         <w:rPr>
           <w:b/>
@@ -3147,7 +3029,7 @@
         <w:pStyle w:val="Heading2"/>
       </w:pPr>
       <w:bookmarkStart w:id="25" w:name="_Toc229668571"/>
-      <w:bookmarkStart w:id="26" w:name="_Toc229672227"/>
+      <w:bookmarkStart w:id="26" w:name="_Toc229872907"/>
       <w:r>
         <w:rPr>
           <w:b/>
@@ -3183,7 +3065,7 @@
       <w:bookmarkStart w:id="27" w:name="_Toc229667870"/>
       <w:bookmarkStart w:id="28" w:name="_Toc229667933"/>
       <w:bookmarkStart w:id="29" w:name="_Toc229668572"/>
-      <w:bookmarkStart w:id="30" w:name="_Toc229672228"/>
+      <w:bookmarkStart w:id="30" w:name="_Toc229872908"/>
       <w:r>
         <w:rPr>
           <w:b/>
@@ -3205,7 +3087,7 @@
         </w:rPr>
       </w:pPr>
       <w:bookmarkStart w:id="31" w:name="_Toc229668573"/>
-      <w:bookmarkStart w:id="32" w:name="_Toc229672229"/>
+      <w:bookmarkStart w:id="32" w:name="_Toc229872909"/>
       <w:r>
         <w:rPr>
           <w:b/>
@@ -3233,7 +3115,7 @@
         </w:rPr>
       </w:pPr>
       <w:bookmarkStart w:id="33" w:name="_Toc229668574"/>
-      <w:bookmarkStart w:id="34" w:name="_Toc229672230"/>
+      <w:bookmarkStart w:id="34" w:name="_Toc229872910"/>
       <w:r>
         <w:rPr>
           <w:b/>
@@ -3288,7 +3170,7 @@
         <w:pStyle w:val="Heading2"/>
       </w:pPr>
       <w:bookmarkStart w:id="35" w:name="_Toc229668575"/>
-      <w:bookmarkStart w:id="36" w:name="_Toc229672231"/>
+      <w:bookmarkStart w:id="36" w:name="_Toc229872911"/>
       <w:r>
         <w:rPr>
           <w:b/>
@@ -3324,7 +3206,7 @@
           <w:bCs/>
         </w:rPr>
       </w:pPr>
-      <w:bookmarkStart w:id="40" w:name="_Toc229672232"/>
+      <w:bookmarkStart w:id="40" w:name="_Toc229872912"/>
       <w:r>
         <w:rPr>
           <w:b/>
@@ -3346,7 +3228,7 @@
         </w:rPr>
       </w:pPr>
       <w:bookmarkStart w:id="41" w:name="_Toc229668577"/>
-      <w:bookmarkStart w:id="42" w:name="_Toc229672233"/>
+      <w:bookmarkStart w:id="42" w:name="_Toc229872913"/>
       <w:r>
         <w:rPr>
           <w:b/>
@@ -3378,7 +3260,7 @@
         </w:rPr>
       </w:pPr>
       <w:bookmarkStart w:id="43" w:name="_Toc229668578"/>
-      <w:bookmarkStart w:id="44" w:name="_Toc229672234"/>
+      <w:bookmarkStart w:id="44" w:name="_Toc229872914"/>
       <w:r>
         <w:rPr>
           <w:b/>
@@ -3551,7 +3433,7 @@
         <w:pStyle w:val="Heading2"/>
       </w:pPr>
       <w:bookmarkStart w:id="45" w:name="_Toc229668579"/>
-      <w:bookmarkStart w:id="46" w:name="_Toc229672235"/>
+      <w:bookmarkStart w:id="46" w:name="_Toc229872915"/>
       <w:r>
         <w:rPr>
           <w:b/>
@@ -3570,59 +3452,26 @@
     </w:p>
     <w:p>
       <w:pPr>
-        <w:pStyle w:val="Heading2"/>
         <w:rPr>
           <w:i/>
           <w:iCs/>
         </w:rPr>
       </w:pPr>
-      <w:bookmarkStart w:id="50" w:name="_Toc229672236"/>
-      <w:r>
-        <w:rPr>
-          <w:rFonts w:ascii="Times New Roman" w:eastAsiaTheme="minorEastAsia" w:hAnsi="Times New Roman" w:cstheme="minorBidi"/>
-          <w:color w:val="auto"/>
-          <w:sz w:val="24"/>
-          <w:szCs w:val="22"/>
-        </w:rPr>
+      <w:r>
         <w:t xml:space="preserve">Phần trả lời theo phong cách kể chuyện giúp </w:t>
       </w:r>
       <w:r>
-        <w:rPr>
-          <w:rFonts w:ascii="Times New Roman" w:eastAsiaTheme="minorEastAsia" w:hAnsi="Times New Roman" w:cstheme="minorBidi"/>
-          <w:color w:val="auto"/>
-          <w:sz w:val="24"/>
-          <w:szCs w:val="22"/>
-        </w:rPr>
         <w:t>em</w:t>
       </w:r>
       <w:r>
-        <w:rPr>
-          <w:rFonts w:ascii="Times New Roman" w:eastAsiaTheme="minorEastAsia" w:hAnsi="Times New Roman" w:cstheme="minorBidi"/>
-          <w:color w:val="auto"/>
-          <w:sz w:val="24"/>
-          <w:szCs w:val="22"/>
-        </w:rPr>
         <w:t xml:space="preserve"> dễ hình dung công việc hằng ngày của test manager. Tuy nhiên một số hoạt động như monitoring &amp; control còn hơi ngắn, </w:t>
       </w:r>
       <w:r>
-        <w:rPr>
-          <w:rFonts w:ascii="Times New Roman" w:eastAsiaTheme="minorEastAsia" w:hAnsi="Times New Roman" w:cstheme="minorBidi"/>
-          <w:color w:val="auto"/>
-          <w:sz w:val="24"/>
-          <w:szCs w:val="22"/>
-        </w:rPr>
         <w:t>em</w:t>
       </w:r>
       <w:r>
-        <w:rPr>
-          <w:rFonts w:ascii="Times New Roman" w:eastAsiaTheme="minorEastAsia" w:hAnsi="Times New Roman" w:cstheme="minorBidi"/>
-          <w:color w:val="auto"/>
-          <w:sz w:val="24"/>
-          <w:szCs w:val="22"/>
-        </w:rPr>
         <w:t xml:space="preserve"> đã yêu cầu bổ sung artifact để nội dung đầy đủ hơn.</w:t>
       </w:r>
-      <w:bookmarkEnd w:id="50"/>
     </w:p>
     <w:p>
       <w:pPr>
@@ -3632,7 +3481,7 @@
           <w:bCs/>
         </w:rPr>
       </w:pPr>
-      <w:bookmarkStart w:id="51" w:name="_Toc229672237"/>
+      <w:bookmarkStart w:id="50" w:name="_Toc229872916"/>
       <w:r>
         <w:rPr>
           <w:b/>
@@ -3643,7 +3492,7 @@
       <w:bookmarkEnd w:id="47"/>
       <w:bookmarkEnd w:id="48"/>
       <w:bookmarkEnd w:id="49"/>
-      <w:bookmarkEnd w:id="51"/>
+      <w:bookmarkEnd w:id="50"/>
     </w:p>
     <w:p>
       <w:pPr>
@@ -3653,8 +3502,8 @@
           <w:iCs/>
         </w:rPr>
       </w:pPr>
-      <w:bookmarkStart w:id="52" w:name="_Toc229668581"/>
-      <w:bookmarkStart w:id="53" w:name="_Toc229672238"/>
+      <w:bookmarkStart w:id="51" w:name="_Toc229668581"/>
+      <w:bookmarkStart w:id="52" w:name="_Toc229872917"/>
       <w:r>
         <w:rPr>
           <w:b/>
@@ -3683,8 +3532,8 @@
         </w:rPr>
         <w:t>:</w:t>
       </w:r>
+      <w:bookmarkEnd w:id="51"/>
       <w:bookmarkEnd w:id="52"/>
-      <w:bookmarkEnd w:id="53"/>
       <w:r>
         <w:t xml:space="preserve"> </w:t>
       </w:r>
@@ -3702,8 +3551,8 @@
           <w:iCs/>
         </w:rPr>
       </w:pPr>
-      <w:bookmarkStart w:id="54" w:name="_Toc229668582"/>
-      <w:bookmarkStart w:id="55" w:name="_Toc229672239"/>
+      <w:bookmarkStart w:id="53" w:name="_Toc229668582"/>
+      <w:bookmarkStart w:id="54" w:name="_Toc229872918"/>
       <w:r>
         <w:rPr>
           <w:b/>
@@ -3711,8 +3560,8 @@
         </w:rPr>
         <w:t>Câu trả lời AI:</w:t>
       </w:r>
+      <w:bookmarkEnd w:id="53"/>
       <w:bookmarkEnd w:id="54"/>
-      <w:bookmarkEnd w:id="55"/>
       <w:r>
         <w:t xml:space="preserve"> </w:t>
       </w:r>
@@ -3785,8 +3634,8 @@
           <w:iCs/>
         </w:rPr>
       </w:pPr>
-      <w:bookmarkStart w:id="56" w:name="_Toc229668583"/>
-      <w:bookmarkStart w:id="57" w:name="_Toc229672240"/>
+      <w:bookmarkStart w:id="55" w:name="_Toc229668583"/>
+      <w:bookmarkStart w:id="56" w:name="_Toc229872919"/>
       <w:r>
         <w:rPr>
           <w:b/>
@@ -3794,52 +3643,23 @@
         </w:rPr>
         <w:t>Nhận xét cá nhân:</w:t>
       </w:r>
+      <w:bookmarkEnd w:id="55"/>
       <w:bookmarkEnd w:id="56"/>
-      <w:bookmarkEnd w:id="57"/>
       <w:r>
         <w:t xml:space="preserve"> </w:t>
       </w:r>
     </w:p>
     <w:p>
-      <w:pPr>
-        <w:pStyle w:val="Heading2"/>
-        <w:rPr>
-          <w:rFonts w:ascii="Times New Roman" w:eastAsiaTheme="minorEastAsia" w:hAnsi="Times New Roman" w:cstheme="minorBidi"/>
-          <w:color w:val="auto"/>
-          <w:sz w:val="24"/>
-          <w:szCs w:val="22"/>
-        </w:rPr>
-      </w:pPr>
-      <w:bookmarkStart w:id="58" w:name="_Toc229672241"/>
-      <w:bookmarkStart w:id="59" w:name="_Toc229668584"/>
-      <w:r>
-        <w:rPr>
-          <w:rFonts w:ascii="Times New Roman" w:eastAsiaTheme="minorEastAsia" w:hAnsi="Times New Roman" w:cstheme="minorBidi"/>
-          <w:color w:val="auto"/>
-          <w:sz w:val="24"/>
-          <w:szCs w:val="22"/>
-        </w:rPr>
+      <w:bookmarkStart w:id="57" w:name="_Toc229668584"/>
+      <w:r>
         <w:t xml:space="preserve">Các kỹ năng được liệt kê đúng trọng tâm, nhưng ban đầu hơi ngắn. Sau khi </w:t>
       </w:r>
       <w:r>
-        <w:rPr>
-          <w:rFonts w:ascii="Times New Roman" w:eastAsiaTheme="minorEastAsia" w:hAnsi="Times New Roman" w:cstheme="minorBidi"/>
-          <w:color w:val="auto"/>
-          <w:sz w:val="24"/>
-          <w:szCs w:val="22"/>
-        </w:rPr>
         <w:t>em</w:t>
       </w:r>
       <w:r>
-        <w:rPr>
-          <w:rFonts w:ascii="Times New Roman" w:eastAsiaTheme="minorEastAsia" w:hAnsi="Times New Roman" w:cstheme="minorBidi"/>
-          <w:color w:val="auto"/>
-          <w:sz w:val="24"/>
-          <w:szCs w:val="22"/>
-        </w:rPr>
         <w:t xml:space="preserve"> chỉnh prompt để yêu cầu ví dụ cụ thể, câu trả lời trở nên sinh động hơn, dễ liên hệ với thực tế công việc.</w:t>
       </w:r>
-      <w:bookmarkEnd w:id="58"/>
     </w:p>
     <w:p>
       <w:pPr>
@@ -3849,7 +3669,7 @@
           <w:bCs/>
         </w:rPr>
       </w:pPr>
-      <w:bookmarkStart w:id="60" w:name="_Toc229672242"/>
+      <w:bookmarkStart w:id="58" w:name="_Toc229872920"/>
       <w:r>
         <w:rPr>
           <w:b/>
@@ -3864,140 +3684,136 @@
         </w:rPr>
         <w:t>:</w:t>
       </w:r>
+      <w:bookmarkEnd w:id="57"/>
+      <w:bookmarkEnd w:id="58"/>
+      <w:r>
+        <w:rPr>
+          <w:b/>
+          <w:bCs/>
+        </w:rPr>
+        <w:t xml:space="preserve"> </w:t>
+      </w:r>
+    </w:p>
+    <w:p>
+      <w:r>
+        <w:t xml:space="preserve">Qua phần này, </w:t>
+      </w:r>
+      <w:r>
+        <w:t>em</w:t>
+      </w:r>
+      <w:r>
+        <w:t xml:space="preserve"> nhận thấy một tester giỏi không chỉ cần kiến thức kỹ thuật mà còn phải có kỹ năng mềm. Tư duy phản biện giúp phát hiện những lỗi logic khó nhìn thấy, trong khi khả năng thiết kế test case hiệu quả giúp tiết kiệm thời gian kiểm thử. Kỹ năng giao tiếp và làm việc nhóm cũng rất quan trọng, vì tester thường phải trao đổi với developer, BA và khách hàng để đảm bảo mọi người hiểu rõ vấn đề. Ngoài ra, sự độc lập trong kiểm thử giúp giữ được tính khách quan, tránh bị ảnh hưởng bởi nhóm phát triển. Trong bối cảnh năm 2026, tester không chỉ là người tìm lỗi mà còn đóng vai trò cầu nối giữa các bên liên quan, kết hợp cả kỹ năng kỹ thuật và kỹ năng mềm để mang lại giá trị cho sản phẩm.</w:t>
+      </w:r>
+    </w:p>
+    <w:p/>
+    <w:p>
+      <w:pPr>
+        <w:pStyle w:val="Heading1"/>
+        <w:rPr>
+          <w:b/>
+          <w:bCs/>
+        </w:rPr>
+      </w:pPr>
+      <w:bookmarkStart w:id="59" w:name="_Toc229667873"/>
+      <w:bookmarkStart w:id="60" w:name="_Toc229667936"/>
+      <w:bookmarkStart w:id="61" w:name="_Toc229668585"/>
+      <w:bookmarkStart w:id="62" w:name="_Toc229872921"/>
+      <w:r>
+        <w:rPr>
+          <w:b/>
+          <w:bCs/>
+        </w:rPr>
+        <w:t>Kết luận (≥150 từ)</w:t>
+      </w:r>
+      <w:bookmarkStart w:id="63" w:name="_Toc229667874"/>
+      <w:bookmarkStart w:id="64" w:name="_Toc229667937"/>
+      <w:bookmarkStart w:id="65" w:name="_Toc229668586"/>
       <w:bookmarkEnd w:id="59"/>
       <w:bookmarkEnd w:id="60"/>
+      <w:bookmarkEnd w:id="61"/>
+      <w:bookmarkEnd w:id="62"/>
+    </w:p>
+    <w:p>
+      <w:r>
+        <w:t xml:space="preserve">Sau khi hoàn thành Lab này, </w:t>
+      </w:r>
+      <w:r>
+        <w:t>em</w:t>
+      </w:r>
+      <w:r>
+        <w:t xml:space="preserve"> rút ra hai bài học lớn. Thứ nhất là về </w:t>
+      </w:r>
       <w:r>
         <w:rPr>
           <w:b/>
           <w:bCs/>
         </w:rPr>
-        <w:t xml:space="preserve"> </w:t>
-      </w:r>
-    </w:p>
-    <w:p>
-      <w:r>
-        <w:t xml:space="preserve">Qua phần này, </w:t>
+        <w:t>kiến thức kiểm thử phần mềm</w:t>
+      </w:r>
+      <w:r>
+        <w:t xml:space="preserve">: </w:t>
       </w:r>
       <w:r>
         <w:t>em</w:t>
       </w:r>
       <w:r>
-        <w:t xml:space="preserve"> nhận thấy một tester giỏi không chỉ cần kiến thức kỹ thuật mà còn phải có kỹ năng mềm. Tư duy phản biện giúp phát hiện những lỗi logic khó nhìn thấy, trong khi khả năng thiết kế test case hiệu quả giúp tiết kiệm thời gian kiểm thử. Kỹ năng giao tiếp và làm việc nhóm cũng rất quan trọng, vì tester thường phải trao đổi với developer, BA và khách hàng để đảm bảo mọi người hiểu rõ vấn đề. Ngoài ra, sự độc lập trong kiểm thử giúp giữ được tính khách quan, tránh bị ảnh hưởng bởi nhóm phát triển. Trong bối cảnh năm </w:t>
-      </w:r>
-      <w:r>
-        <w:lastRenderedPageBreak/>
-        <w:t>2026, tester không chỉ là người tìm lỗi mà còn đóng vai trò cầu nối giữa các bên liên quan, kết hợp cả kỹ năng kỹ thuật và kỹ năng mềm để mang lại giá trị cho sản phẩm.</w:t>
-      </w:r>
-    </w:p>
-    <w:p/>
-    <w:p>
-      <w:pPr>
-        <w:pStyle w:val="Heading1"/>
+        <w:t xml:space="preserve"> đã hiểu rõ hơn mối quan hệ giữa error, defect, failure và root cause, cũng như tầm quan trọng của việc kiểm thử sớm để giảm chi phí. Bảy nguyên tắc kiểm thử cũng cho </w:t>
+      </w:r>
+      <w:r>
+        <w:t>em</w:t>
+      </w:r>
+      <w:r>
+        <w:t xml:space="preserve"> cái nhìn hệ thống, giúp định hướng cách tiếp cận khi làm việc thực tế. Thứ hai là về </w:t>
+      </w:r>
+      <w:r>
         <w:rPr>
           <w:b/>
           <w:bCs/>
         </w:rPr>
-      </w:pPr>
-      <w:bookmarkStart w:id="61" w:name="_Toc229667873"/>
-      <w:bookmarkStart w:id="62" w:name="_Toc229667936"/>
-      <w:bookmarkStart w:id="63" w:name="_Toc229668585"/>
-      <w:bookmarkStart w:id="64" w:name="_Toc229672243"/>
-      <w:r>
+        <w:t>cách viết prompt hiệu quả</w:t>
+      </w:r>
+      <w:r>
+        <w:t xml:space="preserve">: </w:t>
+      </w:r>
+      <w:r>
+        <w:t>em</w:t>
+      </w:r>
+      <w:r>
+        <w:t xml:space="preserve"> thấy rằng prompt càng cụ thể, có đủ các thành phần Role–Context–Task–Format–Examples thì câu trả lời của AI càng chính xác và dễ dùng. Việc tinh chỉnh prompt nhiều lần cũng rất cần thiết để cải thiện chất lượng đầu ra. Quan trọng hơn, </w:t>
+      </w:r>
+      <w:r>
+        <w:t>em</w:t>
+      </w:r>
+      <w:r>
+        <w:t xml:space="preserve"> học được rằng không nên phụ thuộc hoàn toàn vào AI, mà phải đối chiếu với tài liệu chính thức như ISTQB để đảm bảo độ tin cậy. Đây là trải nghiệm giúp </w:t>
+      </w:r>
+      <w:r>
+        <w:t>em</w:t>
+      </w:r>
+      <w:r>
+        <w:t xml:space="preserve"> vừa nâng cao kiến thức kiểm thử, vừa rèn luyện kỹ năng sử dụng AI như một công cụ hỗ trợ học tập.</w:t>
+      </w:r>
+    </w:p>
+    <w:p>
+      <w:pPr>
+        <w:pStyle w:val="Heading1"/>
         <w:rPr>
           <w:b/>
           <w:bCs/>
         </w:rPr>
-        <w:t>Kết luận (≥150 từ)</w:t>
-      </w:r>
-      <w:bookmarkStart w:id="65" w:name="_Toc229667874"/>
-      <w:bookmarkStart w:id="66" w:name="_Toc229667937"/>
-      <w:bookmarkStart w:id="67" w:name="_Toc229668586"/>
-      <w:bookmarkEnd w:id="61"/>
-      <w:bookmarkEnd w:id="62"/>
+      </w:pPr>
+      <w:bookmarkStart w:id="66" w:name="_Toc229872922"/>
+      <w:r>
+        <w:rPr>
+          <w:b/>
+          <w:bCs/>
+        </w:rPr>
+        <w:t>Tài liệu tham khảo</w:t>
+      </w:r>
       <w:bookmarkEnd w:id="63"/>
       <w:bookmarkEnd w:id="64"/>
-    </w:p>
-    <w:p>
-      <w:r>
-        <w:t xml:space="preserve">Sau khi hoàn thành Lab này, </w:t>
-      </w:r>
-      <w:r>
-        <w:t>em</w:t>
-      </w:r>
-      <w:r>
-        <w:t xml:space="preserve"> rút ra hai bài học lớn. Thứ nhất là về </w:t>
-      </w:r>
-      <w:r>
-        <w:rPr>
-          <w:b/>
-          <w:bCs/>
-        </w:rPr>
-        <w:t>kiến thức kiểm thử phần mềm</w:t>
-      </w:r>
-      <w:r>
-        <w:t xml:space="preserve">: </w:t>
-      </w:r>
-      <w:r>
-        <w:t>em</w:t>
-      </w:r>
-      <w:r>
-        <w:t xml:space="preserve"> đã hiểu rõ hơn mối quan hệ giữa error, defect, failure và root cause, cũng như tầm quan trọng của việc kiểm thử sớm để giảm chi phí. Bảy nguyên tắc kiểm thử cũng cho </w:t>
-      </w:r>
-      <w:r>
-        <w:t>em</w:t>
-      </w:r>
-      <w:r>
-        <w:t xml:space="preserve"> cái nhìn hệ thống, giúp định hướng cách tiếp cận khi làm việc thực tế. Thứ hai là về </w:t>
-      </w:r>
-      <w:r>
-        <w:rPr>
-          <w:b/>
-          <w:bCs/>
-        </w:rPr>
-        <w:t>cách viết prompt hiệu quả</w:t>
-      </w:r>
-      <w:r>
-        <w:t xml:space="preserve">: </w:t>
-      </w:r>
-      <w:r>
-        <w:t>em</w:t>
-      </w:r>
-      <w:r>
-        <w:t xml:space="preserve"> thấy rằng prompt càng cụ thể, có đủ các thành phần Role–Context–Task–Format–Examples thì câu trả lời của AI càng chính xác và dễ dùng. Việc tinh chỉnh prompt nhiều lần cũng rất cần thiết để cải thiện chất lượng đầu ra. Quan trọng hơn, </w:t>
-      </w:r>
-      <w:r>
-        <w:t>em</w:t>
-      </w:r>
-      <w:r>
-        <w:t xml:space="preserve"> học được rằng không nên phụ thuộc hoàn toàn vào AI, mà phải đối chiếu với tài liệu chính thức như ISTQB để đảm bảo độ tin cậy. Đây là trải nghiệm giúp </w:t>
-      </w:r>
-      <w:r>
-        <w:t>em</w:t>
-      </w:r>
-      <w:r>
-        <w:t xml:space="preserve"> vừa nâng cao kiến thức kiểm thử, vừa rèn luyện kỹ năng sử dụng AI như một công cụ hỗ trợ học tập.</w:t>
-      </w:r>
-    </w:p>
-    <w:p>
-      <w:pPr>
-        <w:pStyle w:val="Heading1"/>
-        <w:rPr>
-          <w:b/>
-          <w:bCs/>
-        </w:rPr>
-      </w:pPr>
-      <w:bookmarkStart w:id="68" w:name="_Toc229672244"/>
-      <w:r>
-        <w:rPr>
-          <w:b/>
-          <w:bCs/>
-        </w:rPr>
-        <w:t>Tài liệu tham khảo</w:t>
-      </w:r>
       <w:bookmarkEnd w:id="65"/>
       <w:bookmarkEnd w:id="66"/>
-      <w:bookmarkEnd w:id="67"/>
-      <w:bookmarkEnd w:id="68"/>
     </w:p>
     <w:p>
       <w:pPr>
